--- a/Prova e dados principais/Prova 1 FSP.docx
+++ b/Prova e dados principais/Prova 1 FSP.docx
@@ -37,6 +37,14 @@
         <w:rPr/>
         <w:t xml:space="preserve">Link do repositório: </w:t>
       </w:r>
+      <w:hyperlink r:id="R832c673f082544da">
+        <w:r>
+          <w:rPr>
+            <w:rStyle w:val="Hyperlink"/>
+          </w:rPr>
+          <w:t>https://github.com/gabrielsouto357-cpu/Prova-1-de-FSP---Gabriel-Souto-241003689-.git</w:t>
+        </w:r>
+      </w:hyperlink>
     </w:p>
     <w:p>
       <w:pPr>
@@ -683,7 +691,7 @@
         <w:rPr/>
         <w:t xml:space="preserve">) </w:t>
       </w:r>
-      <w:hyperlink r:id="R465fd094a01f4591">
+      <w:hyperlink r:id="R35a9ec5d61a84e7e">
         <w:r>
           <w:rPr>
             <w:rStyle w:val="Hyperlink"/>
@@ -5400,7 +5408,7 @@
       </w:pPr>
       <w:r>
         <w:drawing>
-          <wp:inline wp14:editId="55FEBD3D" wp14:anchorId="2EAB03CD">
+          <wp:inline wp14:editId="31EA94D7" wp14:anchorId="2EAB03CD">
             <wp:extent cx="6638925" cy="4200525"/>
             <wp:effectExtent l="0" t="0" r="0" b="0"/>
             <wp:docPr id="1758369175" name="drawing"/>
@@ -5601,7 +5609,7 @@
       </w:r>
       <w:r>
         <w:drawing>
-          <wp:inline wp14:editId="04089C06" wp14:anchorId="655A206F">
+          <wp:inline wp14:editId="779C58AA" wp14:anchorId="655A206F">
             <wp:extent cx="6638925" cy="4210050"/>
             <wp:effectExtent l="0" t="0" r="0" b="0"/>
             <wp:docPr id="1059449408" name="drawing"/>
@@ -5986,7 +5994,7 @@
         <w:rPr/>
         <w:t xml:space="preserve">8) </w:t>
       </w:r>
-      <w:hyperlink r:id="Rcc20377d99674605">
+      <w:hyperlink r:id="R8c793a8e69c44ab1">
         <w:r>
           <w:rPr>
             <w:rStyle w:val="Hyperlink"/>
@@ -6057,7 +6065,7 @@
         <w:rPr/>
         <w:t xml:space="preserve">9) </w:t>
       </w:r>
-      <w:hyperlink r:id="R89004b3ef3294883">
+      <w:hyperlink r:id="R5df017d1411e4b68">
         <w:r>
           <w:rPr>
             <w:rStyle w:val="Hyperlink"/>
@@ -6134,7 +6142,7 @@
         <w:rPr/>
         <w:t xml:space="preserve"> </w:t>
       </w:r>
-      <w:hyperlink r:id="R2956a704e8684c73">
+      <w:hyperlink r:id="Rc5da241697d34af4">
         <w:r>
           <w:rPr>
             <w:rStyle w:val="Hyperlink"/>
@@ -6284,7 +6292,7 @@
         <w:spacing w:line="240" w:lineRule="auto"/>
         <w:jc w:val="left"/>
       </w:pPr>
-      <w:hyperlink r:id="R236f89be316d4698">
+      <w:hyperlink r:id="R1e8c520620bc4b77">
         <w:r>
           <w:rPr>
             <w:rStyle w:val="Hyperlink"/>
@@ -6326,7 +6334,7 @@
         </w:rPr>
         <w:t xml:space="preserve"> de 1995  </w:t>
       </w:r>
-      <w:hyperlink r:id="R17718fa9a0164c8d">
+      <w:hyperlink r:id="R38a51094a6a746c3">
         <w:r>
           <w:rPr>
             <w:rStyle w:val="Hyperlink"/>
@@ -6378,7 +6386,7 @@
         </w:rPr>
         <w:t xml:space="preserve"> Carlos Bresser-Pereira  </w:t>
       </w:r>
-      <w:hyperlink r:id="R1119502342c24c74">
+      <w:hyperlink r:id="R5dc00ca32ca84a41">
         <w:r>
           <w:rPr>
             <w:rStyle w:val="Hyperlink"/>
@@ -8025,7 +8033,7 @@
     <w:next w:val="Normal"/>
     <w:unhideWhenUsed/>
     <w:qFormat/>
-    <w:rsid w:val="6F8F8A52"/>
+    <w:rsid w:val="19BC75EF"/>
     <w:rPr>
       <w:rFonts w:eastAsia="" w:cs="" w:eastAsiaTheme="majorEastAsia" w:cstheme="majorBidi"/>
       <w:color w:val="0F4761" w:themeColor="accent1" w:themeTint="FF" w:themeShade="BF"/>
@@ -8046,7 +8054,7 @@
     <w:next w:val="Normal"/>
     <w:unhideWhenUsed/>
     <w:qFormat/>
-    <w:rsid w:val="6F8F8A52"/>
+    <w:rsid w:val="19BC75EF"/>
     <w:rPr>
       <w:rFonts w:ascii="Aptos Display" w:hAnsi="Aptos Display" w:eastAsia="" w:cs="" w:asciiTheme="majorAscii" w:hAnsiTheme="majorAscii" w:eastAsiaTheme="majorEastAsia" w:cstheme="majorBidi"/>
       <w:color w:val="0F4761" w:themeColor="accent1" w:themeTint="FF" w:themeShade="BF"/>

--- a/Prova e dados principais/Prova 1 FSP.docx
+++ b/Prova e dados principais/Prova 1 FSP.docx
@@ -5,578 +5,159 @@
     <w:p>
       <w:pPr>
         <w:pStyle w:val="Normal"/>
-      </w:pPr>
-      <w:r>
-        <w:rPr/>
+        <w:jc w:val="left"/>
+        <w:rPr>
+          <w:rFonts w:ascii="Aptos" w:hAnsi="Aptos" w:eastAsia="Aptos" w:cs="Aptos"/>
+          <w:b w:val="0"/>
+          <w:bCs w:val="0"/>
+          <w:i w:val="0"/>
+          <w:iCs w:val="0"/>
+          <w:caps w:val="0"/>
+          <w:smallCaps w:val="0"/>
+          <w:noProof w:val="0"/>
+          <w:color w:val="000000" w:themeColor="text1" w:themeTint="FF" w:themeShade="FF"/>
+          <w:sz w:val="24"/>
+          <w:szCs w:val="24"/>
+          <w:lang w:val="pt-BR"/>
+        </w:rPr>
+      </w:pPr>
+      <w:r>
+        <w:rPr>
+          <w:rFonts w:ascii="Aptos" w:hAnsi="Aptos" w:eastAsia="Aptos" w:cs="Aptos"/>
+          <w:b w:val="0"/>
+          <w:bCs w:val="0"/>
+          <w:i w:val="0"/>
+          <w:iCs w:val="0"/>
+          <w:caps w:val="0"/>
+          <w:smallCaps w:val="0"/>
+          <w:noProof w:val="0"/>
+          <w:color w:val="000000" w:themeColor="text1" w:themeTint="FF" w:themeShade="FF"/>
+          <w:sz w:val="24"/>
+          <w:szCs w:val="24"/>
+          <w:lang w:val="pt-BR"/>
+        </w:rPr>
         <w:t xml:space="preserve">Nome: Gabriel de Sousa Souto </w:t>
       </w:r>
     </w:p>
     <w:p>
       <w:pPr>
+        <w:rPr>
+          <w:rFonts w:ascii="Aptos" w:hAnsi="Aptos" w:eastAsia="Aptos" w:cs="Aptos"/>
+          <w:b w:val="0"/>
+          <w:bCs w:val="0"/>
+          <w:i w:val="0"/>
+          <w:iCs w:val="0"/>
+          <w:caps w:val="0"/>
+          <w:smallCaps w:val="0"/>
+          <w:noProof w:val="0"/>
+          <w:color w:val="000000" w:themeColor="text1" w:themeTint="FF" w:themeShade="FF"/>
+          <w:sz w:val="24"/>
+          <w:szCs w:val="24"/>
+          <w:lang w:val="pt-BR"/>
+        </w:rPr>
+      </w:pPr>
+      <w:r>
+        <w:rPr>
+          <w:rFonts w:ascii="Aptos" w:hAnsi="Aptos" w:eastAsia="Aptos" w:cs="Aptos"/>
+          <w:b w:val="0"/>
+          <w:bCs w:val="0"/>
+          <w:i w:val="0"/>
+          <w:iCs w:val="0"/>
+          <w:caps w:val="0"/>
+          <w:smallCaps w:val="0"/>
+          <w:noProof w:val="0"/>
+          <w:color w:val="000000" w:themeColor="text1" w:themeTint="FF" w:themeShade="FF"/>
+          <w:sz w:val="24"/>
+          <w:szCs w:val="24"/>
+          <w:lang w:val="pt-BR"/>
+        </w:rPr>
+        <w:t xml:space="preserve">Matrícula: 241003689 </w:t>
+      </w:r>
+    </w:p>
+    <w:p>
+      <w:pPr>
+        <w:rPr>
+          <w:rFonts w:ascii="Aptos" w:hAnsi="Aptos" w:eastAsia="Aptos" w:cs="Aptos"/>
+          <w:b w:val="0"/>
+          <w:bCs w:val="0"/>
+          <w:i w:val="0"/>
+          <w:iCs w:val="0"/>
+          <w:caps w:val="0"/>
+          <w:smallCaps w:val="0"/>
+          <w:noProof w:val="0"/>
+          <w:color w:val="000000" w:themeColor="text1" w:themeTint="FF" w:themeShade="FF"/>
+          <w:sz w:val="24"/>
+          <w:szCs w:val="24"/>
+          <w:lang w:val="pt-BR"/>
+        </w:rPr>
+      </w:pPr>
+      <w:r>
+        <w:rPr>
+          <w:rFonts w:ascii="Aptos" w:hAnsi="Aptos" w:eastAsia="Aptos" w:cs="Aptos"/>
+          <w:b w:val="0"/>
+          <w:bCs w:val="0"/>
+          <w:i w:val="0"/>
+          <w:iCs w:val="0"/>
+          <w:caps w:val="0"/>
+          <w:smallCaps w:val="0"/>
+          <w:noProof w:val="0"/>
+          <w:color w:val="000000" w:themeColor="text1" w:themeTint="FF" w:themeShade="FF"/>
+          <w:sz w:val="24"/>
+          <w:szCs w:val="24"/>
+          <w:lang w:val="pt-BR"/>
+        </w:rPr>
+        <w:t>Municípios e país: Vitória da Conquista, Ilhéus e Austrália</w:t>
+      </w:r>
+    </w:p>
+    <w:p>
+      <w:pPr>
         <w:pStyle w:val="Normal"/>
-      </w:pPr>
-      <w:r>
-        <w:rPr/>
-        <w:t xml:space="preserve">Matrícula: 241003689 </w:t>
-      </w:r>
-    </w:p>
-    <w:p>
-      <w:pPr>
-        <w:pStyle w:val="Normal"/>
-      </w:pPr>
-      <w:r>
-        <w:rPr/>
-        <w:t>Municípios e País: Vitória da Conquista, Ilhéus e Austrália</w:t>
-      </w:r>
-    </w:p>
-    <w:p>
-      <w:pPr>
-        <w:pStyle w:val="Normal"/>
-      </w:pPr>
-      <w:r>
-        <w:rPr/>
+        <w:rPr>
+          <w:b w:val="1"/>
+          <w:bCs w:val="1"/>
+        </w:rPr>
+      </w:pPr>
+      <w:r>
+        <w:rPr>
+          <w:rFonts w:ascii="Aptos" w:hAnsi="Aptos" w:eastAsia="Aptos" w:cs="Aptos"/>
+          <w:b w:val="0"/>
+          <w:bCs w:val="0"/>
+          <w:i w:val="0"/>
+          <w:iCs w:val="0"/>
+          <w:caps w:val="0"/>
+          <w:smallCaps w:val="0"/>
+          <w:noProof w:val="0"/>
+          <w:color w:val="000000" w:themeColor="text1" w:themeTint="FF" w:themeShade="FF"/>
+          <w:sz w:val="24"/>
+          <w:szCs w:val="24"/>
+          <w:lang w:val="pt-BR"/>
+        </w:rPr>
         <w:t xml:space="preserve">Link do repositório: </w:t>
       </w:r>
-      <w:hyperlink r:id="R832c673f082544da">
+      <w:hyperlink r:id="Rcbb8ef7c0cda4c5e">
         <w:r>
           <w:rPr>
             <w:rStyle w:val="Hyperlink"/>
+            <w:rFonts w:ascii="Aptos" w:hAnsi="Aptos" w:eastAsia="Aptos" w:cs="Aptos"/>
+            <w:b w:val="0"/>
+            <w:bCs w:val="0"/>
+            <w:i w:val="0"/>
+            <w:iCs w:val="0"/>
+            <w:caps w:val="0"/>
+            <w:smallCaps w:val="0"/>
+            <w:strike w:val="0"/>
+            <w:dstrike w:val="0"/>
+            <w:noProof w:val="0"/>
+            <w:sz w:val="24"/>
+            <w:szCs w:val="24"/>
+            <w:lang w:val="pt-BR"/>
           </w:rPr>
           <w:t>https://github.com/gabrielsouto357-cpu/Prova-1-de-FSP---Gabriel-Souto-241003689-.git</w:t>
         </w:r>
       </w:hyperlink>
-    </w:p>
-    <w:p>
-      <w:pPr>
-        <w:pStyle w:val="Normal"/>
-      </w:pPr>
-    </w:p>
-    <w:p>
-      <w:pPr>
-        <w:pStyle w:val="Normal"/>
-        <w:suppressLineNumbers w:val="0"/>
-        <w:bidi w:val="0"/>
-        <w:spacing w:before="0" w:beforeAutospacing="off" w:after="160" w:afterAutospacing="off" w:line="279" w:lineRule="auto"/>
-        <w:ind w:left="0" w:right="0"/>
-        <w:jc w:val="left"/>
-        <w:rPr>
-          <w:b w:val="1"/>
-          <w:bCs w:val="1"/>
-        </w:rPr>
-      </w:pPr>
-      <w:r>
-        <w:rPr/>
-        <w:t xml:space="preserve">Orientações: Anexei uma planilha com o nome “Dados principais” como o nome já diz, essa planilha tem os principais dados utilizados na </w:t>
-      </w:r>
-      <w:r>
-        <w:rPr/>
-        <w:t>prova</w:t>
-      </w:r>
-      <w:r>
-        <w:rPr/>
-        <w:t>, tanto para os dois municípios quanto para o país. Na pasta de nome “Municípios”</w:t>
-      </w:r>
-      <w:r>
-        <w:rPr/>
-        <w:t xml:space="preserve"> todos os dados das colunas B até S foram coletados do SICONF, com as planilhas de Receitas Orçamentárias e Despesas por Função, nessa pasta, os dados que não foram coletados do SICONF tem o link da fonte n</w:t>
-      </w:r>
-      <w:r>
-        <w:rPr/>
-        <w:t xml:space="preserve">o próprio nome. Na pasta com nome “País” todos os dados vieram do </w:t>
-      </w:r>
-      <w:r>
-        <w:rPr/>
-        <w:t>IMF (</w:t>
-      </w:r>
-      <w:r>
-        <w:rPr/>
-        <w:t>International</w:t>
-      </w:r>
-      <w:r>
-        <w:rPr/>
-        <w:t xml:space="preserve"> </w:t>
-      </w:r>
-      <w:r>
-        <w:rPr/>
-        <w:t>Monetary</w:t>
-      </w:r>
-      <w:r>
-        <w:rPr/>
-        <w:t xml:space="preserve"> Fund)</w:t>
-      </w:r>
-      <w:r>
-        <w:rPr/>
-        <w:t>. Vou anexar também todas as planilhas que eu baixei para pegar esses dados. A seguir vou descrever quais contas eu usei e anexar todos os links</w:t>
-      </w:r>
-      <w:r>
-        <w:rPr/>
-        <w:t xml:space="preserve"> das fontes.</w:t>
-      </w:r>
-    </w:p>
-    <w:p>
-      <w:pPr>
-        <w:pStyle w:val="Normal"/>
-      </w:pPr>
-      <w:r>
-        <w:rPr>
-          <w:b w:val="1"/>
-          <w:bCs w:val="1"/>
-        </w:rPr>
-        <w:t>Dados Municipais</w:t>
-      </w:r>
-    </w:p>
-    <w:p>
-      <w:pPr>
-        <w:pStyle w:val="Normal"/>
-      </w:pPr>
-      <w:r>
-        <w:rPr>
-          <w:lang w:val="en-US"/>
-        </w:rPr>
-        <w:t>Receitas Correntes:</w:t>
-      </w:r>
-      <w:r>
-        <w:rPr>
-          <w:lang w:val="en-US"/>
-        </w:rPr>
-        <w:t xml:space="preserve"> </w:t>
-      </w:r>
-      <w:hyperlink r:id="Re59e0e5427d14806">
-        <w:r>
-          <w:rPr>
-            <w:rStyle w:val="Hyperlink"/>
-            <w:lang w:val="en-US"/>
-          </w:rPr>
-          <w:t>https://siconfi.tesouro.gov.br/siconfi/index.jsf;jsessionid=TrC21Vch6My3LLaiX4opXC2T.node4</w:t>
-        </w:r>
-      </w:hyperlink>
-    </w:p>
-    <w:p>
-      <w:pPr>
-        <w:pStyle w:val="Normal"/>
-      </w:pPr>
-      <w:r>
-        <w:rPr>
-          <w:lang w:val="en-US"/>
-        </w:rPr>
-        <w:t>Receita Tributária:</w:t>
-      </w:r>
-      <w:r>
-        <w:rPr>
-          <w:lang w:val="en-US"/>
-        </w:rPr>
-        <w:t xml:space="preserve"> </w:t>
-      </w:r>
-      <w:hyperlink r:id="R77f0e73ebd8e40dc">
-        <w:r>
-          <w:rPr>
-            <w:rStyle w:val="Hyperlink"/>
-            <w:lang w:val="en-US"/>
-          </w:rPr>
-          <w:t>https://siconfi.tesouro.gov.br/siconfi/index.jsf;jsessionid=TrC21Vch6My3LLaiX4opXC2T.node4</w:t>
-        </w:r>
-      </w:hyperlink>
-    </w:p>
-    <w:p>
-      <w:pPr>
-        <w:pStyle w:val="Normal"/>
-      </w:pPr>
-      <w:r>
-        <w:rPr>
-          <w:lang w:val="en-US"/>
-        </w:rPr>
-        <w:t xml:space="preserve">Despesas (Exceto </w:t>
-      </w:r>
-      <w:r>
-        <w:rPr>
-          <w:lang w:val="en-US"/>
-        </w:rPr>
-        <w:t>Intraorçamentárias</w:t>
-      </w:r>
-      <w:r>
-        <w:rPr>
-          <w:lang w:val="en-US"/>
-        </w:rPr>
-        <w:t>)</w:t>
-      </w:r>
-      <w:r>
-        <w:rPr>
-          <w:lang w:val="en-US"/>
-        </w:rPr>
-        <w:t>:</w:t>
-      </w:r>
-      <w:r>
-        <w:rPr>
-          <w:lang w:val="en-US"/>
-        </w:rPr>
-        <w:t xml:space="preserve"> </w:t>
-      </w:r>
-      <w:hyperlink r:id="R5f927b50a2344122">
-        <w:r>
-          <w:rPr>
-            <w:rStyle w:val="Hyperlink"/>
-            <w:lang w:val="en-US"/>
-          </w:rPr>
-          <w:t>https://siconfi.tesouro.gov.br/siconfi/index.jsf;jsessionid=TrC21Vch6My3LLaiX4opXC2T.node4</w:t>
-        </w:r>
-      </w:hyperlink>
-    </w:p>
-    <w:p>
-      <w:pPr>
-        <w:pStyle w:val="Normal"/>
-      </w:pPr>
-      <w:r>
-        <w:rPr>
-          <w:lang w:val="en-US"/>
-        </w:rPr>
-        <w:t>Saúde:</w:t>
-      </w:r>
-      <w:r>
-        <w:rPr>
-          <w:lang w:val="en-US"/>
-        </w:rPr>
-        <w:t xml:space="preserve"> </w:t>
-      </w:r>
-      <w:hyperlink r:id="Rde0539ccc7d84442">
-        <w:r>
-          <w:rPr>
-            <w:rStyle w:val="Hyperlink"/>
-            <w:lang w:val="en-US"/>
-          </w:rPr>
-          <w:t>https://siconfi.tesouro.gov.br/siconfi/index.jsf;jsessionid=TrC21Vch6My3LLaiX4opXC2T.node4</w:t>
-        </w:r>
-      </w:hyperlink>
-    </w:p>
-    <w:p>
-      <w:pPr>
-        <w:pStyle w:val="Normal"/>
-      </w:pPr>
-      <w:r>
-        <w:rPr>
-          <w:lang w:val="en-US"/>
-        </w:rPr>
-        <w:t>Educação</w:t>
-      </w:r>
-      <w:r>
-        <w:rPr>
-          <w:lang w:val="en-US"/>
-        </w:rPr>
-        <w:t>:</w:t>
-      </w:r>
       <w:r>
         <w:br/>
       </w:r>
-      <w:hyperlink r:id="Ra85188068d1949a3">
-        <w:r>
-          <w:rPr>
-            <w:rStyle w:val="Hyperlink"/>
-            <w:lang w:val="en-US"/>
-          </w:rPr>
-          <w:t>https://siconfi.tesouro.gov.br/siconfi/index.jsf;jsessionid=TrC21Vch6My3LLaiX4opXC2T.node4</w:t>
-        </w:r>
-      </w:hyperlink>
-    </w:p>
-    <w:p>
-      <w:pPr>
-        <w:pStyle w:val="Normal"/>
-      </w:pPr>
-      <w:r>
-        <w:rPr>
-          <w:lang w:val="en-US"/>
-        </w:rPr>
-        <w:t>Receitas de Capital:</w:t>
-      </w:r>
-      <w:r>
-        <w:rPr>
-          <w:lang w:val="en-US"/>
-        </w:rPr>
-        <w:t xml:space="preserve"> </w:t>
-      </w:r>
-      <w:hyperlink r:id="R54911cd0ccb848ff">
-        <w:r>
-          <w:rPr>
-            <w:rStyle w:val="Hyperlink"/>
-            <w:lang w:val="en-US"/>
-          </w:rPr>
-          <w:t>https://siconfi.tesouro.gov.br/siconfi/index.jsf;jsessionid=TrC21Vch6My3LLaiX4opXC2T.node4</w:t>
-        </w:r>
-      </w:hyperlink>
-    </w:p>
-    <w:p>
-      <w:pPr>
-        <w:pStyle w:val="Normal"/>
-      </w:pPr>
-      <w:r>
-        <w:rPr>
-          <w:lang w:val="en-US"/>
-        </w:rPr>
-        <w:t>Transferências Correntes:</w:t>
-      </w:r>
-      <w:r>
-        <w:rPr>
-          <w:lang w:val="en-US"/>
-        </w:rPr>
-        <w:t xml:space="preserve"> </w:t>
-      </w:r>
-      <w:hyperlink r:id="R299c86d72fae412e">
-        <w:r>
-          <w:rPr>
-            <w:rStyle w:val="Hyperlink"/>
-            <w:lang w:val="en-US"/>
-          </w:rPr>
-          <w:t>https://siconfi.tesouro.gov.br/siconfi/index.jsf;jsessionid=TrC21Vch6My3LLaiX4opXC2T.node4</w:t>
-        </w:r>
-      </w:hyperlink>
-    </w:p>
-    <w:p>
-      <w:pPr>
-        <w:pStyle w:val="Normal"/>
-      </w:pPr>
-      <w:r>
-        <w:rPr/>
-        <w:t>Imposto sobre a Propriedade Predial e Territorial Urbana – IPTU:</w:t>
-      </w:r>
-      <w:r>
-        <w:rPr/>
-        <w:t xml:space="preserve"> </w:t>
-      </w:r>
-      <w:hyperlink r:id="R125d7eb1bb624143">
-        <w:r>
-          <w:rPr>
-            <w:rStyle w:val="Hyperlink"/>
-          </w:rPr>
-          <w:t>https://siconfi.tesouro.gov.br/siconfi/index.jsf;jsessionid=TrC21Vch6My3LLaiX4opXC2T.node4</w:t>
-        </w:r>
-      </w:hyperlink>
-    </w:p>
-    <w:p>
-      <w:pPr>
-        <w:pStyle w:val="Normal"/>
-      </w:pPr>
-      <w:r>
-        <w:rPr/>
-        <w:t>Imposto sobre Serviços de Qualquer Natureza – ISSQN:</w:t>
-      </w:r>
-      <w:r>
-        <w:rPr/>
-        <w:t xml:space="preserve"> </w:t>
-      </w:r>
-      <w:hyperlink r:id="R1aafa047caf04e87">
-        <w:r>
-          <w:rPr>
-            <w:rStyle w:val="Hyperlink"/>
-          </w:rPr>
-          <w:t>https://siconfi.tesouro.gov.br/siconfi/index.jsf;jsessionid=TrC21Vch6My3LLaiX4opXC2T.node4</w:t>
-        </w:r>
-      </w:hyperlink>
-    </w:p>
-    <w:p>
-      <w:pPr>
-        <w:pStyle w:val="Normal"/>
-      </w:pPr>
-      <w:r>
-        <w:rPr/>
-        <w:t xml:space="preserve">FATOR DE CORREÇÃO ACUMULADO (IPCA): </w:t>
-      </w:r>
-      <w:hyperlink r:id="R03d4dde71ff643f8">
-        <w:r>
-          <w:rPr>
-            <w:rStyle w:val="Hyperlink"/>
-          </w:rPr>
-          <w:t>https://www3.bcb.gov.br/CALCIDADAO/publico/corrigirPorIndice.do?method=corrigirPorIndice</w:t>
-        </w:r>
-      </w:hyperlink>
-    </w:p>
-    <w:p>
-      <w:pPr>
-        <w:pStyle w:val="Normal"/>
-      </w:pPr>
-      <w:r>
-        <w:rPr/>
-        <w:t xml:space="preserve">IDEB VTC e BA: </w:t>
-      </w:r>
-      <w:hyperlink r:id="R248e2ac669174903">
-        <w:r>
-          <w:rPr>
-            <w:rStyle w:val="Hyperlink"/>
-          </w:rPr>
-          <w:t>https://qedu.org.br/municipio/2933307-vitoria-da-conquista/ideb</w:t>
-        </w:r>
-      </w:hyperlink>
-    </w:p>
-    <w:p>
-      <w:pPr>
-        <w:pStyle w:val="Normal"/>
-      </w:pPr>
-      <w:r>
-        <w:rPr/>
-        <w:t xml:space="preserve">IDEB ILHÉUS: </w:t>
-      </w:r>
-      <w:hyperlink r:id="R28be756bd74148e1">
-        <w:r>
-          <w:rPr>
-            <w:rStyle w:val="Hyperlink"/>
-          </w:rPr>
-          <w:t>https://qedu.org.br/municipio/2913606-ilheus/ideb</w:t>
-        </w:r>
-      </w:hyperlink>
-    </w:p>
-    <w:p>
-      <w:pPr>
-        <w:pStyle w:val="Normal"/>
-      </w:pPr>
-      <w:r>
-        <w:rPr/>
-        <w:t xml:space="preserve">POPULAÇÃO (CENSO EM 2022): </w:t>
-      </w:r>
-      <w:hyperlink r:id="R44412cc8cdb5428c">
-        <w:r>
-          <w:rPr>
-            <w:rStyle w:val="Hyperlink"/>
-          </w:rPr>
-          <w:t>https://cidades.ibge.gov.br/brasil/ba/ilheus/panorama</w:t>
-        </w:r>
-      </w:hyperlink>
-    </w:p>
-    <w:p>
-      <w:pPr>
-        <w:pStyle w:val="Normal"/>
-      </w:pPr>
-      <w:r>
-        <w:rPr/>
-        <w:t xml:space="preserve">PIB MUNICIPAL: </w:t>
-      </w:r>
-      <w:hyperlink r:id="Rc855c3263a974f95">
-        <w:r>
-          <w:rPr>
-            <w:rStyle w:val="Hyperlink"/>
-          </w:rPr>
-          <w:t>https://sidra.ibge.gov.br/tabela/5938</w:t>
-        </w:r>
-      </w:hyperlink>
-    </w:p>
-    <w:p>
-      <w:pPr>
-        <w:pStyle w:val="Normal"/>
-      </w:pPr>
-      <w:r>
-        <w:rPr>
-          <w:b w:val="1"/>
-          <w:bCs w:val="1"/>
-        </w:rPr>
-        <w:t xml:space="preserve">Dados do País: </w:t>
-      </w:r>
-    </w:p>
-    <w:p>
-      <w:pPr>
-        <w:pStyle w:val="Normal"/>
-      </w:pPr>
-      <w:r>
-        <w:rPr>
-          <w:b w:val="0"/>
-          <w:bCs w:val="0"/>
-        </w:rPr>
-        <w:t>PIB, Receita Geral, Despesas totais, Equilíbrio Estrutural e Dívida</w:t>
-      </w:r>
-      <w:r>
-        <w:rPr>
-          <w:b w:val="0"/>
-          <w:bCs w:val="0"/>
-        </w:rPr>
-        <w:t xml:space="preserve"> </w:t>
-      </w:r>
-      <w:r>
-        <w:rPr>
-          <w:b w:val="0"/>
-          <w:bCs w:val="0"/>
-        </w:rPr>
-        <w:t>Bruta</w:t>
-      </w:r>
-      <w:r>
-        <w:rPr>
-          <w:b w:val="0"/>
-          <w:bCs w:val="0"/>
-        </w:rPr>
-        <w:t>:</w:t>
-      </w:r>
-      <w:r>
-        <w:rPr>
-          <w:b w:val="0"/>
-          <w:bCs w:val="0"/>
-        </w:rPr>
-        <w:t xml:space="preserve"> </w:t>
-      </w:r>
-      <w:hyperlink r:id="Raa7d9c837a844c3c">
-        <w:r>
-          <w:rPr>
-            <w:rStyle w:val="Hyperlink"/>
-            <w:b w:val="0"/>
-            <w:bCs w:val="0"/>
-          </w:rPr>
-          <w:t>https://www.imf.org/en/publications/weo/weo-database/2024/april</w:t>
-        </w:r>
-      </w:hyperlink>
-    </w:p>
-    <w:p>
-      <w:pPr>
-        <w:pStyle w:val="Normal"/>
-      </w:pPr>
-      <w:r>
-        <w:rPr>
-          <w:b w:val="0"/>
-          <w:bCs w:val="0"/>
-          <w:lang w:val="en-US"/>
-        </w:rPr>
-        <w:t>Correção</w:t>
-      </w:r>
-      <w:r>
-        <w:rPr>
-          <w:b w:val="0"/>
-          <w:bCs w:val="0"/>
-          <w:lang w:val="en-US"/>
-        </w:rPr>
-        <w:t xml:space="preserve"> da </w:t>
-      </w:r>
-      <w:r>
-        <w:rPr>
-          <w:b w:val="0"/>
-          <w:bCs w:val="0"/>
-          <w:lang w:val="en-US"/>
-        </w:rPr>
-        <w:t>Inflação</w:t>
-      </w:r>
-      <w:r>
-        <w:rPr>
-          <w:b w:val="0"/>
-          <w:bCs w:val="0"/>
-          <w:lang w:val="en-US"/>
-        </w:rPr>
-        <w:t>:</w:t>
-      </w:r>
-      <w:r>
-        <w:rPr>
-          <w:b w:val="0"/>
-          <w:bCs w:val="0"/>
-          <w:lang w:val="en-US"/>
-        </w:rPr>
-        <w:t xml:space="preserve"> </w:t>
-      </w:r>
-      <w:hyperlink r:id="Rdf065ef4b6e64199">
-        <w:r>
-          <w:rPr>
-            <w:rStyle w:val="Hyperlink"/>
-            <w:b w:val="0"/>
-            <w:bCs w:val="0"/>
-            <w:lang w:val="en-US"/>
-          </w:rPr>
-          <w:t>https://www.rba.gov.au/calculator/annualDecimal.html</w:t>
-        </w:r>
-      </w:hyperlink>
-    </w:p>
-    <w:p>
-      <w:pPr>
-        <w:pStyle w:val="Normal"/>
-      </w:pPr>
     </w:p>
     <w:p>
       <w:pPr>
@@ -691,7 +272,7 @@
         <w:rPr/>
         <w:t xml:space="preserve">) </w:t>
       </w:r>
-      <w:hyperlink r:id="R35a9ec5d61a84e7e">
+      <w:hyperlink r:id="R1dbac9e8ffa348e4">
         <w:r>
           <w:rPr>
             <w:rStyle w:val="Hyperlink"/>
@@ -704,7 +285,15 @@
       </w:r>
       <w:r>
         <w:rPr/>
-        <w:t>(caso não consiga acessar o link esse documento estará em anexo nos arquivos utilizados)</w:t>
+        <w:t>(caso não consiga acessar o link esse documento estará em anexo nos arquivos utilizados</w:t>
+      </w:r>
+      <w:r>
+        <w:rPr/>
+        <w:t>, no repositório</w:t>
+      </w:r>
+      <w:r>
+        <w:rPr/>
+        <w:t>)</w:t>
       </w:r>
     </w:p>
     <w:p>
@@ -776,6 +365,45 @@
       <w:pPr>
         <w:pStyle w:val="Normal"/>
         <w:jc w:val="both"/>
+        <w:rPr>
+          <w:rFonts w:ascii="Aptos" w:hAnsi="Aptos" w:eastAsia="Aptos"/>
+          <w:noProof w:val="0"/>
+          <w:sz w:val="24"/>
+          <w:szCs w:val="24"/>
+          <w:lang w:val="pt-BR"/>
+        </w:rPr>
+      </w:pPr>
+      <w:r>
+        <w:rPr/>
+        <w:t>3)</w:t>
+      </w:r>
+      <w:r>
+        <w:rPr/>
+        <w:t xml:space="preserve"> </w:t>
+      </w:r>
+      <w:r>
+        <w:rPr>
+          <w:rFonts w:ascii="Aptos" w:hAnsi="Aptos" w:eastAsia="Aptos"/>
+          <w:noProof w:val="0"/>
+          <w:sz w:val="24"/>
+          <w:szCs w:val="24"/>
+          <w:lang w:val="pt-BR"/>
+        </w:rPr>
+        <w:t>De forma geral, a vida financeira desses dois municípios gira em torno de três eixos: o que vem de fora (transferências como FPM e SUS), o que a prefeitura consegue arrecadar sozinha (IPTU e ISS) e os recursos extras para obras (receitas de capital). O que os dados de dez anos mostram é uma realidade comum no Brasil: uma dependência enorme de Brasília e do Estado, que até vem diminuindo, mas bem devagar.</w:t>
+      </w:r>
+    </w:p>
+    <w:p>
+      <w:pPr>
+        <w:jc w:val="both"/>
+        <w:rPr>
+          <w:rFonts w:ascii="Aptos" w:hAnsi="Aptos" w:eastAsia="Aptos"/>
+          <w:noProof w:val="0"/>
+          <w:sz w:val="24"/>
+          <w:szCs w:val="24"/>
+          <w:lang w:val="pt-BR"/>
+        </w:rPr>
+      </w:pPr>
+      <w:r>
         <w:rPr>
           <w:rFonts w:ascii="Aptos" w:hAnsi="Aptos" w:eastAsia="Aptos"/>
           <w:b w:val="1"/>
@@ -785,11 +413,30 @@
           <w:szCs w:val="24"/>
           <w:lang w:val="pt-BR"/>
         </w:rPr>
-      </w:pPr>
-      <w:r>
-        <w:rPr/>
-        <w:t xml:space="preserve">3) </w:t>
-      </w:r>
+        <w:t>Vitória da Conquista</w:t>
+      </w:r>
+      <w:r>
+        <w:rPr>
+          <w:rFonts w:ascii="Aptos" w:hAnsi="Aptos" w:eastAsia="Aptos"/>
+          <w:noProof w:val="0"/>
+          <w:sz w:val="24"/>
+          <w:szCs w:val="24"/>
+          <w:lang w:val="pt-BR"/>
+        </w:rPr>
+        <w:t xml:space="preserve"> tem mostrado uma melhora interessante. Em 2014, quase 80% do que a cidade gastava vinha de transferências, hoje, esse número caiu para cerca de 72%. O grande destaque aqui foi a arrecadação própria, que praticamente dobrou em termos reais. O setor de serviços, impulsionado pelo comércio e pelas faculdades da região, fez o ISS disparar. O IPTU também cresceu bastante, saindo de R$ 21 milhões para R$ 57 milhões, mas ainda dá para sentir que a prefeitura tem "dinheiro na mesa" se atualizar melhor as plantas de valores da cidade. As receitas para investimento (capital) continuam sendo aquele ponto instável, dependendo sempre de convênios que vêm e vão sem muita lógica temporal.</w:t>
+      </w:r>
+    </w:p>
+    <w:p>
+      <w:pPr>
+        <w:jc w:val="both"/>
+        <w:rPr>
+          <w:rFonts w:ascii="Aptos" w:hAnsi="Aptos" w:eastAsia="Aptos"/>
+          <w:noProof w:val="0"/>
+          <w:sz w:val="24"/>
+          <w:szCs w:val="24"/>
+          <w:lang w:val="pt-BR"/>
+        </w:rPr>
+      </w:pPr>
       <w:r>
         <w:rPr>
           <w:rFonts w:ascii="Aptos" w:hAnsi="Aptos" w:eastAsia="Aptos"/>
@@ -800,12 +447,9 @@
           <w:szCs w:val="24"/>
           <w:lang w:val="pt-BR"/>
         </w:rPr>
-        <w:t>Perfil das Receitas: O Desafio da Autonomia em Vitória da Conquista e Ilhéus</w:t>
-      </w:r>
-    </w:p>
-    <w:p>
-      <w:pPr>
-        <w:jc w:val="both"/>
+        <w:t>Ilhéus</w:t>
+      </w:r>
+      <w:r>
         <w:rPr>
           <w:rFonts w:ascii="Aptos" w:hAnsi="Aptos" w:eastAsia="Aptos"/>
           <w:noProof w:val="0"/>
@@ -813,7 +457,8 @@
           <w:szCs w:val="24"/>
           <w:lang w:val="pt-BR"/>
         </w:rPr>
-      </w:pPr>
+        <w:t xml:space="preserve"> segue um caminho parecido, mas com alguns obstáculos a mais. A cidade começou a década ainda mais dependente (82% de transferências), mas conseguiu reduzir esse peso para os mesmos 71% de Conquista. Curiosamente, a arrecadação tributária de Ilhéus cresceu proporcionalmente mais que a de V</w:t>
+      </w:r>
       <w:r>
         <w:rPr>
           <w:rFonts w:ascii="Aptos" w:hAnsi="Aptos" w:eastAsia="Aptos"/>
@@ -822,12 +467,9 @@
           <w:szCs w:val="24"/>
           <w:lang w:val="pt-BR"/>
         </w:rPr>
-        <w:t>De forma geral, a vida financeira desses dois municípios gira em torno de três eixos: o que vem de fora (transferências como FPM e SUS), o que a prefeitura consegue arrecadar sozinha (IPTU e ISS) e os recursos extras para obras (receitas de capital). O que os dados de dez anos mostram é uma realidade comum no Brasil: uma dependência enorme de Brasília e do Estado, que até vem diminuindo, mas bem devagar.</w:t>
-      </w:r>
-    </w:p>
-    <w:p>
-      <w:pPr>
-        <w:jc w:val="both"/>
+        <w:t>CA</w:t>
+      </w:r>
+      <w:r>
         <w:rPr>
           <w:rFonts w:ascii="Aptos" w:hAnsi="Aptos" w:eastAsia="Aptos"/>
           <w:noProof w:val="0"/>
@@ -835,7 +477,30 @@
           <w:szCs w:val="24"/>
           <w:lang w:val="pt-BR"/>
         </w:rPr>
-      </w:pPr>
+        <w:t>, embora o valor total seja menor (o que faz sentido pelo tamanho da população).</w:t>
+      </w:r>
+    </w:p>
+    <w:p>
+      <w:pPr>
+        <w:jc w:val="both"/>
+        <w:rPr>
+          <w:rFonts w:ascii="Aptos" w:hAnsi="Aptos" w:eastAsia="Aptos"/>
+          <w:noProof w:val="0"/>
+          <w:sz w:val="24"/>
+          <w:szCs w:val="24"/>
+          <w:lang w:val="pt-BR"/>
+        </w:rPr>
+      </w:pPr>
+      <w:r>
+        <w:rPr>
+          <w:rFonts w:ascii="Aptos" w:hAnsi="Aptos" w:eastAsia="Aptos"/>
+          <w:noProof w:val="0"/>
+          <w:sz w:val="24"/>
+          <w:szCs w:val="24"/>
+          <w:lang w:val="pt-BR"/>
+        </w:rPr>
+        <w:t xml:space="preserve">Olhando criticamente para os dois casos, o problema não é apenas a falta de dinheiro, mas o </w:t>
+      </w:r>
       <w:r>
         <w:rPr>
           <w:rFonts w:ascii="Aptos" w:hAnsi="Aptos" w:eastAsia="Aptos"/>
@@ -846,7 +511,7 @@
           <w:szCs w:val="24"/>
           <w:lang w:val="pt-BR"/>
         </w:rPr>
-        <w:t>Vitória da Conquista</w:t>
+        <w:t>incentivo</w:t>
       </w:r>
       <w:r>
         <w:rPr>
@@ -856,12 +521,14 @@
           <w:szCs w:val="24"/>
           <w:lang w:val="pt-BR"/>
         </w:rPr>
-        <w:t xml:space="preserve"> tem mostrado uma melhora interessante. Em 2014, quase 80% do que a cidade gastava vinha de transferências, hoje, esse número caiu para cerca de 72%. O grande destaque aqui foi a arrecadação própria, que praticamente dobrou em termos reais. O setor de serviços, impulsionado pelo comércio e pelas faculdades da região, fez o ISS disparar. O IPTU também cresceu bastante, saindo de R$ 21 milhões para R$ 57 milhões, mas ainda dá para sentir que a prefeitura tem "dinheiro na mesa" se atualizar melhor as plantas de valores da cidade. As receitas para investimento (capital) continuam sendo aquele ponto instável, dependendo sempre de convênios que vêm e vão sem muita lógica temporal.</w:t>
-      </w:r>
-    </w:p>
-    <w:p>
-      <w:pPr>
-        <w:jc w:val="both"/>
+        <w:t>. Para um prefeito, é politicamente caro aumentar o IPTU ou o ISS; ele se desgasta com o eleitor local enquanto a maior parte do orçamento continua vindo de repasses automáticos de Brasília.</w:t>
+      </w:r>
+    </w:p>
+    <w:p>
+      <w:pPr>
+        <w:jc w:val="both"/>
+      </w:pPr>
+      <w:r>
         <w:rPr>
           <w:rFonts w:ascii="Aptos" w:hAnsi="Aptos" w:eastAsia="Aptos"/>
           <w:noProof w:val="0"/>
@@ -869,6 +536,48 @@
           <w:szCs w:val="24"/>
           <w:lang w:val="pt-BR"/>
         </w:rPr>
+        <w:t>Além disso, temos a armadilha da "guerra fiscal": cidades vizinhas baixam o ISS para o mínimo de 2% para tentar roubar empresas uma da outra, o que acaba prejudicando a arrecadação de toda a região. No fim, a queda nas receitas que vimos entre 2015 e 2017 prova que, enquanto o modelo de financiamento for tão dependente de repasses federais, o planejamento municipal continuará refém das crises econômicas nacionais. Se Brasília vai mal, o interior sente o golpe quase que imediatamente.</w:t>
+      </w:r>
+    </w:p>
+    <w:p>
+      <w:pPr>
+        <w:jc w:val="both"/>
+        <w:rPr>
+          <w:rFonts w:ascii="Aptos" w:hAnsi="Aptos" w:eastAsia="Aptos"/>
+          <w:noProof w:val="0"/>
+          <w:sz w:val="24"/>
+          <w:szCs w:val="24"/>
+          <w:lang w:val="pt-BR"/>
+        </w:rPr>
+      </w:pPr>
+    </w:p>
+    <w:p>
+      <w:pPr>
+        <w:jc w:val="both"/>
+        <w:rPr>
+          <w:rFonts w:ascii="Aptos" w:hAnsi="Aptos" w:eastAsia="Aptos"/>
+          <w:noProof w:val="0"/>
+          <w:sz w:val="24"/>
+          <w:szCs w:val="24"/>
+          <w:lang w:val="pt-BR"/>
+        </w:rPr>
+      </w:pPr>
+    </w:p>
+    <w:p>
+      <w:pPr>
+        <w:jc w:val="both"/>
+        <w:rPr>
+          <w:rFonts w:ascii="Aptos" w:hAnsi="Aptos" w:eastAsia="Aptos"/>
+          <w:noProof w:val="0"/>
+          <w:sz w:val="24"/>
+          <w:szCs w:val="24"/>
+          <w:lang w:val="pt-BR"/>
+        </w:rPr>
+      </w:pPr>
+    </w:p>
+    <w:p>
+      <w:pPr>
+        <w:jc w:val="both"/>
       </w:pPr>
       <w:r>
         <w:rPr>
@@ -880,7 +589,7 @@
           <w:szCs w:val="24"/>
           <w:lang w:val="pt-BR"/>
         </w:rPr>
-        <w:t>Ilhéus</w:t>
+        <w:t>Evolução das Receitas de Vitória da Conquista</w:t>
       </w:r>
       <w:r>
         <w:rPr>
@@ -890,113 +599,27 @@
           <w:szCs w:val="24"/>
           <w:lang w:val="pt-BR"/>
         </w:rPr>
-        <w:t xml:space="preserve"> segue um caminho parecido, mas com alguns obstáculos a mais. A cidade começou a década ainda mais dependente (82% de transferências), mas conseguiu reduzir esse peso para os mesmos 71% de Conquista. Curiosamente, a arrecadação tributária de Ilhéus cresceu proporcionalmente mais que a de V</w:t>
-      </w:r>
-      <w:r>
-        <w:rPr>
-          <w:rFonts w:ascii="Aptos" w:hAnsi="Aptos" w:eastAsia="Aptos"/>
-          <w:noProof w:val="0"/>
-          <w:sz w:val="24"/>
-          <w:szCs w:val="24"/>
-          <w:lang w:val="pt-BR"/>
-        </w:rPr>
-        <w:t>CA</w:t>
-      </w:r>
-      <w:r>
-        <w:rPr>
-          <w:rFonts w:ascii="Aptos" w:hAnsi="Aptos" w:eastAsia="Aptos"/>
-          <w:noProof w:val="0"/>
-          <w:sz w:val="24"/>
-          <w:szCs w:val="24"/>
-          <w:lang w:val="pt-BR"/>
-        </w:rPr>
-        <w:t>, embora o valor total seja menor (o que faz sentido pelo tamanho da população).</w:t>
-      </w:r>
-    </w:p>
-    <w:p>
-      <w:pPr>
-        <w:jc w:val="both"/>
-        <w:rPr>
-          <w:rFonts w:ascii="Aptos" w:hAnsi="Aptos" w:eastAsia="Aptos"/>
-          <w:noProof w:val="0"/>
-          <w:sz w:val="24"/>
-          <w:szCs w:val="24"/>
-          <w:lang w:val="pt-BR"/>
-        </w:rPr>
-      </w:pPr>
-      <w:r>
-        <w:rPr>
-          <w:rFonts w:ascii="Aptos" w:hAnsi="Aptos" w:eastAsia="Aptos"/>
-          <w:noProof w:val="0"/>
-          <w:sz w:val="24"/>
-          <w:szCs w:val="24"/>
-          <w:lang w:val="pt-BR"/>
-        </w:rPr>
-        <w:t xml:space="preserve">Olhando criticamente para os dois casos, o problema não é apenas a falta de dinheiro, mas o </w:t>
-      </w:r>
-      <w:r>
-        <w:rPr>
-          <w:rFonts w:ascii="Aptos" w:hAnsi="Aptos" w:eastAsia="Aptos"/>
-          <w:b w:val="1"/>
-          <w:bCs w:val="1"/>
-          <w:noProof w:val="0"/>
-          <w:sz w:val="24"/>
-          <w:szCs w:val="24"/>
-          <w:lang w:val="pt-BR"/>
-        </w:rPr>
-        <w:t>incentivo</w:t>
-      </w:r>
-      <w:r>
-        <w:rPr>
-          <w:rFonts w:ascii="Aptos" w:hAnsi="Aptos" w:eastAsia="Aptos"/>
-          <w:noProof w:val="0"/>
-          <w:sz w:val="24"/>
-          <w:szCs w:val="24"/>
-          <w:lang w:val="pt-BR"/>
-        </w:rPr>
-        <w:t>. Para um prefeito, é politicamente caro aumentar o IPTU ou o ISS; ele se desgasta com o eleitor local enquanto a maior parte do orçamento continua vindo de repasses automáticos de Brasília.</w:t>
-      </w:r>
-    </w:p>
-    <w:p>
-      <w:pPr>
-        <w:jc w:val="both"/>
-      </w:pPr>
-      <w:r>
-        <w:rPr>
-          <w:rFonts w:ascii="Aptos" w:hAnsi="Aptos" w:eastAsia="Aptos"/>
-          <w:noProof w:val="0"/>
-          <w:sz w:val="24"/>
-          <w:szCs w:val="24"/>
-          <w:lang w:val="pt-BR"/>
-        </w:rPr>
-        <w:t>Além disso, temos a armadilha da "guerra fiscal": cidades vizinhas baixam o ISS para o mínimo de 2% para tentar roubar empresas uma da outra, o que acaba prejudicando a arrecadação de toda a região. No fim, a queda nas receitas que vimos entre 2015 e 2017 prova que, enquanto o modelo de financiamento for tão dependente de repasses federais, o planejamento municipal continuará refém das crises econômicas nacionais. Se Brasília vai mal, o interior sente o golpe quase que imediatamente.</w:t>
-      </w:r>
-    </w:p>
-    <w:p>
-      <w:pPr>
-        <w:jc w:val="both"/>
-      </w:pPr>
-      <w:r>
-        <w:rPr>
-          <w:rFonts w:ascii="Aptos" w:hAnsi="Aptos" w:eastAsia="Aptos"/>
-          <w:noProof w:val="0"/>
-          <w:sz w:val="24"/>
-          <w:szCs w:val="24"/>
-          <w:lang w:val="pt-BR"/>
-        </w:rPr>
-        <w:t xml:space="preserve">Evolução das Receitas de Vitória da Conquista </w:t>
+        <w:t xml:space="preserve"> </w:t>
       </w:r>
     </w:p>
     <w:p>
       <w:pPr>
         <w:spacing w:before="0" w:beforeAutospacing="off" w:after="0" w:afterAutospacing="off"/>
-        <w:jc w:val="both"/>
+        <w:jc w:val="center"/>
       </w:pPr>
       <w:r>
         <w:drawing>
-          <wp:inline wp14:editId="18A84EFC" wp14:anchorId="11CB851C">
+          <wp:anchor distT="0" distB="0" distL="114300" distR="114300" simplePos="0" relativeHeight="251658240" behindDoc="0" locked="0" layoutInCell="1" allowOverlap="1" wp14:editId="3552F633" wp14:anchorId="11CB851C">
+            <wp:simplePos x="0" y="0"/>
+            <wp:positionH relativeFrom="column">
+              <wp:align>left</wp:align>
+            </wp:positionH>
+            <wp:positionV relativeFrom="paragraph">
+              <wp:posOffset>0</wp:posOffset>
+            </wp:positionV>
             <wp:extent cx="6638925" cy="3028950"/>
             <wp:effectExtent l="0" t="0" r="0" b="0"/>
+            <wp:wrapSquare wrapText="bothSides"/>
             <wp:docPr id="1647964668" name="drawing"/>
             <wp:cNvGraphicFramePr>
               <a:graphicFrameLocks noChangeAspect="1"/>
@@ -1032,7 +655,13 @@
                 </pic:pic>
               </a:graphicData>
             </a:graphic>
-          </wp:inline>
+            <wp14:sizeRelH relativeFrom="page">
+              <wp14:pctWidth>0</wp14:pctWidth>
+            </wp14:sizeRelH>
+            <wp14:sizeRelV relativeFrom="page">
+              <wp14:pctHeight>0</wp14:pctHeight>
+            </wp14:sizeRelV>
+          </wp:anchor>
         </w:drawing>
       </w:r>
     </w:p>
@@ -1043,12 +672,24 @@
       <w:r>
         <w:rPr>
           <w:rFonts w:ascii="Aptos" w:hAnsi="Aptos" w:eastAsia="Aptos"/>
-          <w:noProof w:val="0"/>
-          <w:sz w:val="24"/>
-          <w:szCs w:val="24"/>
-          <w:lang w:val="pt-BR"/>
-        </w:rPr>
-        <w:t xml:space="preserve">Evolução das Receitas de Ilhéus </w:t>
+          <w:b w:val="1"/>
+          <w:bCs w:val="1"/>
+          <w:noProof w:val="0"/>
+          <w:sz w:val="24"/>
+          <w:szCs w:val="24"/>
+          <w:lang w:val="pt-BR"/>
+        </w:rPr>
+        <w:t>Evolução das Receitas de Ilhéus</w:t>
+      </w:r>
+      <w:r>
+        <w:rPr>
+          <w:rFonts w:ascii="Aptos" w:hAnsi="Aptos" w:eastAsia="Aptos"/>
+          <w:noProof w:val="0"/>
+          <w:sz w:val="24"/>
+          <w:szCs w:val="24"/>
+          <w:lang w:val="pt-BR"/>
+        </w:rPr>
+        <w:t xml:space="preserve"> </w:t>
       </w:r>
     </w:p>
     <w:p>
@@ -1058,7 +699,7 @@
       </w:pPr>
       <w:r>
         <w:drawing>
-          <wp:inline wp14:editId="5017DCF5" wp14:anchorId="7452B645">
+          <wp:inline wp14:editId="020E56C6" wp14:anchorId="7452B645">
             <wp:extent cx="6638925" cy="3219450"/>
             <wp:effectExtent l="0" t="0" r="0" b="0"/>
             <wp:docPr id="442066160" name="drawing"/>
@@ -1103,8 +744,6 @@
     <w:p>
       <w:pPr>
         <w:jc w:val="both"/>
-      </w:pPr>
-      <w:r>
         <w:rPr>
           <w:rFonts w:ascii="Aptos" w:hAnsi="Aptos" w:eastAsia="Aptos"/>
           <w:noProof w:val="0"/>
@@ -1112,6 +751,56 @@
           <w:szCs w:val="24"/>
           <w:lang w:val="pt-BR"/>
         </w:rPr>
+      </w:pPr>
+    </w:p>
+    <w:p>
+      <w:pPr>
+        <w:jc w:val="both"/>
+        <w:rPr>
+          <w:rFonts w:ascii="Aptos" w:hAnsi="Aptos" w:eastAsia="Aptos"/>
+          <w:noProof w:val="0"/>
+          <w:sz w:val="24"/>
+          <w:szCs w:val="24"/>
+          <w:lang w:val="pt-BR"/>
+        </w:rPr>
+      </w:pPr>
+    </w:p>
+    <w:p>
+      <w:pPr>
+        <w:jc w:val="both"/>
+        <w:rPr>
+          <w:rFonts w:ascii="Aptos" w:hAnsi="Aptos" w:eastAsia="Aptos"/>
+          <w:noProof w:val="0"/>
+          <w:sz w:val="24"/>
+          <w:szCs w:val="24"/>
+          <w:lang w:val="pt-BR"/>
+        </w:rPr>
+      </w:pPr>
+    </w:p>
+    <w:p>
+      <w:pPr>
+        <w:jc w:val="both"/>
+        <w:rPr>
+          <w:rFonts w:ascii="Aptos" w:hAnsi="Aptos" w:eastAsia="Aptos"/>
+          <w:noProof w:val="0"/>
+          <w:sz w:val="24"/>
+          <w:szCs w:val="24"/>
+          <w:lang w:val="pt-BR"/>
+        </w:rPr>
+      </w:pPr>
+    </w:p>
+    <w:p>
+      <w:pPr>
+        <w:jc w:val="both"/>
+      </w:pPr>
+      <w:r>
+        <w:rPr>
+          <w:rFonts w:ascii="Aptos" w:hAnsi="Aptos" w:eastAsia="Aptos"/>
+          <w:noProof w:val="0"/>
+          <w:sz w:val="24"/>
+          <w:szCs w:val="24"/>
+          <w:lang w:val="pt-BR"/>
+        </w:rPr>
         <w:t xml:space="preserve">4) </w:t>
       </w:r>
       <w:r>
@@ -1255,6 +944,110 @@
       <w:pPr>
         <w:pStyle w:val="Normal"/>
         <w:jc w:val="both"/>
+        <w:rPr>
+          <w:rFonts w:ascii="Aptos" w:hAnsi="Aptos" w:eastAsia="Aptos"/>
+          <w:noProof w:val="0"/>
+          <w:sz w:val="24"/>
+          <w:szCs w:val="24"/>
+          <w:lang w:val="pt-BR"/>
+        </w:rPr>
+      </w:pPr>
+    </w:p>
+    <w:p>
+      <w:pPr>
+        <w:pStyle w:val="Normal"/>
+        <w:jc w:val="both"/>
+        <w:rPr>
+          <w:rFonts w:ascii="Aptos" w:hAnsi="Aptos" w:eastAsia="Aptos"/>
+          <w:noProof w:val="0"/>
+          <w:sz w:val="24"/>
+          <w:szCs w:val="24"/>
+          <w:lang w:val="pt-BR"/>
+        </w:rPr>
+      </w:pPr>
+    </w:p>
+    <w:p>
+      <w:pPr>
+        <w:pStyle w:val="Normal"/>
+        <w:jc w:val="both"/>
+        <w:rPr>
+          <w:rFonts w:ascii="Aptos" w:hAnsi="Aptos" w:eastAsia="Aptos"/>
+          <w:noProof w:val="0"/>
+          <w:sz w:val="24"/>
+          <w:szCs w:val="24"/>
+          <w:lang w:val="pt-BR"/>
+        </w:rPr>
+      </w:pPr>
+    </w:p>
+    <w:p>
+      <w:pPr>
+        <w:pStyle w:val="Normal"/>
+        <w:jc w:val="both"/>
+        <w:rPr>
+          <w:rFonts w:ascii="Aptos" w:hAnsi="Aptos" w:eastAsia="Aptos"/>
+          <w:noProof w:val="0"/>
+          <w:sz w:val="24"/>
+          <w:szCs w:val="24"/>
+          <w:lang w:val="pt-BR"/>
+        </w:rPr>
+      </w:pPr>
+    </w:p>
+    <w:p>
+      <w:pPr>
+        <w:pStyle w:val="Normal"/>
+        <w:jc w:val="both"/>
+        <w:rPr>
+          <w:rFonts w:ascii="Aptos" w:hAnsi="Aptos" w:eastAsia="Aptos"/>
+          <w:noProof w:val="0"/>
+          <w:sz w:val="24"/>
+          <w:szCs w:val="24"/>
+          <w:lang w:val="pt-BR"/>
+        </w:rPr>
+      </w:pPr>
+    </w:p>
+    <w:p>
+      <w:pPr>
+        <w:pStyle w:val="Normal"/>
+        <w:jc w:val="both"/>
+        <w:rPr>
+          <w:rFonts w:ascii="Aptos" w:hAnsi="Aptos" w:eastAsia="Aptos"/>
+          <w:noProof w:val="0"/>
+          <w:sz w:val="24"/>
+          <w:szCs w:val="24"/>
+          <w:lang w:val="pt-BR"/>
+        </w:rPr>
+      </w:pPr>
+    </w:p>
+    <w:p>
+      <w:pPr>
+        <w:pStyle w:val="Normal"/>
+        <w:jc w:val="both"/>
+        <w:rPr>
+          <w:rFonts w:ascii="Aptos" w:hAnsi="Aptos" w:eastAsia="Aptos"/>
+          <w:noProof w:val="0"/>
+          <w:sz w:val="24"/>
+          <w:szCs w:val="24"/>
+          <w:lang w:val="pt-BR"/>
+        </w:rPr>
+      </w:pPr>
+    </w:p>
+    <w:p>
+      <w:pPr>
+        <w:pStyle w:val="Normal"/>
+        <w:jc w:val="both"/>
+        <w:rPr>
+          <w:rFonts w:ascii="Aptos" w:hAnsi="Aptos" w:eastAsia="Aptos"/>
+          <w:noProof w:val="0"/>
+          <w:sz w:val="24"/>
+          <w:szCs w:val="24"/>
+          <w:lang w:val="pt-BR"/>
+        </w:rPr>
+      </w:pPr>
+    </w:p>
+    <w:p>
+      <w:pPr>
+        <w:pStyle w:val="Normal"/>
+        <w:jc w:val="both"/>
       </w:pPr>
       <w:r>
         <w:br/>
@@ -1262,6 +1055,8 @@
       <w:r>
         <w:rPr>
           <w:rFonts w:ascii="Aptos" w:hAnsi="Aptos" w:eastAsia="Aptos"/>
+          <w:b w:val="1"/>
+          <w:bCs w:val="1"/>
           <w:noProof w:val="0"/>
           <w:sz w:val="24"/>
           <w:szCs w:val="24"/>
@@ -1319,20 +1114,55 @@
         </w:drawing>
       </w:r>
     </w:p>
-    <w:p>
+    <w:p w14:noSpellErr="1">
       <w:pPr>
         <w:pStyle w:val="Normal"/>
         <w:jc w:val="both"/>
-      </w:pPr>
-      <w:r>
         <w:rPr>
           <w:rFonts w:ascii="Aptos" w:hAnsi="Aptos" w:eastAsia="Aptos"/>
-          <w:noProof w:val="0"/>
-          <w:sz w:val="24"/>
-          <w:szCs w:val="24"/>
-          <w:lang w:val="pt-BR"/>
-        </w:rPr>
-        <w:t>Receitas X Despesas Ilhéus</w:t>
+          <w:b w:val="1"/>
+          <w:bCs w:val="1"/>
+          <w:noProof w:val="0"/>
+          <w:sz w:val="24"/>
+          <w:szCs w:val="24"/>
+          <w:lang w:val="pt-BR"/>
+        </w:rPr>
+      </w:pPr>
+      <w:r>
+        <w:rPr>
+          <w:rFonts w:ascii="Aptos" w:hAnsi="Aptos" w:eastAsia="Aptos"/>
+          <w:b w:val="1"/>
+          <w:bCs w:val="1"/>
+          <w:noProof w:val="0"/>
+          <w:sz w:val="24"/>
+          <w:szCs w:val="24"/>
+          <w:lang w:val="pt-BR"/>
+        </w:rPr>
+        <w:t xml:space="preserve">Receitas X Despesas </w:t>
+      </w:r>
+      <w:r>
+        <w:rPr>
+          <w:rFonts w:ascii="Aptos" w:hAnsi="Aptos" w:eastAsia="Aptos"/>
+          <w:b w:val="1"/>
+          <w:bCs w:val="1"/>
+          <w:noProof w:val="0"/>
+          <w:sz w:val="24"/>
+          <w:szCs w:val="24"/>
+          <w:lang w:val="pt-BR"/>
+        </w:rPr>
+        <w:t xml:space="preserve">em </w:t>
+      </w:r>
+      <w:r>
+        <w:rPr>
+          <w:rFonts w:ascii="Aptos" w:hAnsi="Aptos" w:eastAsia="Aptos"/>
+          <w:b w:val="1"/>
+          <w:bCs w:val="1"/>
+          <w:noProof w:val="0"/>
+          <w:sz w:val="24"/>
+          <w:szCs w:val="24"/>
+          <w:lang w:val="pt-BR"/>
+        </w:rPr>
+        <w:t>Ilhéus</w:t>
       </w:r>
     </w:p>
     <w:p>
@@ -1342,7 +1172,7 @@
       </w:pPr>
       <w:r>
         <w:drawing>
-          <wp:inline wp14:editId="01237C87" wp14:anchorId="07CF3912">
+          <wp:inline wp14:editId="77091EFA" wp14:anchorId="07CF3912">
             <wp:extent cx="6638925" cy="3543300"/>
             <wp:effectExtent l="0" t="0" r="0" b="0"/>
             <wp:docPr id="219665230" name="drawing"/>
@@ -1387,8 +1217,6 @@
     <w:p>
       <w:pPr>
         <w:jc w:val="both"/>
-      </w:pPr>
-      <w:r>
         <w:rPr>
           <w:rFonts w:ascii="Aptos" w:hAnsi="Aptos" w:eastAsia="Aptos"/>
           <w:noProof w:val="0"/>
@@ -1396,6 +1224,20 @@
           <w:szCs w:val="24"/>
           <w:lang w:val="pt-BR"/>
         </w:rPr>
+      </w:pPr>
+    </w:p>
+    <w:p>
+      <w:pPr>
+        <w:jc w:val="both"/>
+      </w:pPr>
+      <w:r>
+        <w:rPr>
+          <w:rFonts w:ascii="Aptos" w:hAnsi="Aptos" w:eastAsia="Aptos"/>
+          <w:noProof w:val="0"/>
+          <w:sz w:val="24"/>
+          <w:szCs w:val="24"/>
+          <w:lang w:val="pt-BR"/>
+        </w:rPr>
         <w:t xml:space="preserve">5) </w:t>
       </w:r>
       <w:r>
@@ -1406,7 +1248,7 @@
           <w:szCs w:val="24"/>
           <w:lang w:val="pt-BR"/>
         </w:rPr>
-        <w:t>Gasto Público vs. Resultado: O que o IDEB nos diz?</w:t>
+        <w:t>Para entender se o dinheiro investido realmente melhora a educação, rodei um modelo estatístico simples relacionando o gasto real em educação com o IDEB de cada cidade entre 2014 e 2023. O objetivo era ver se, toda vez que a prefeitura abria o cofre, a nota da escola subia. Em Vitória da Conquista, o resultado faz sentido. Encontramos uma correlação positiva e estatisticamente relevante. Na prática, o modelo mostra que o gasto explica cerca de 40% da melhora no IDEB. Para se ter uma ideia, cada milhão de reais investido a mais gerou um pequeno avanço no índice. O salto de Conquista (que saiu de 3,9 para 5,6) não foi mágica: ele coincide com o período em que o investimento cresceu 14% acima da inflação. É claro que os outros 60% do resultado vêm de coisas que o dinheiro não compra sozinho, como o empenho dos professores e o contexto social das famílias, mas em VCA o investimento parece estar sendo "convertido" em aprendizado.</w:t>
       </w:r>
     </w:p>
     <w:p>
@@ -1422,15 +1264,53 @@
           <w:szCs w:val="24"/>
           <w:lang w:val="pt-BR"/>
         </w:rPr>
-        <w:t>Para entender se o dinheiro investido realmente melhora a educação, rodei um modelo estatístico simples relacionando o gasto real em educação com o IDEB de cada cidade entre 2014 e 2023. O objetivo era ver se, toda vez que a prefeitura abria o cofre, a nota da escola subia. Em Vitória da Conquista, o resultado faz sentido. Encontramos uma correlação positiva e estatisticamente relevante. Na prática, o modelo mostra que o gasto explica cerca de 40% da melhora no IDEB. Para se ter uma ideia, cada milhão de reais investido a mais gerou um pequeno avanço no índice. O salto de Conquista (que saiu de 3,9 para 5,6) não foi mágica: ele coincide com o período em que o investimento cresceu 14% acima da inflação. É claro que os outros 60% do resultado vêm de coisas que o dinheiro não compra sozinho, como o empenho dos professores e o contexto social das famílias, mas em VCA o investimento parece estar sendo "convertido" em aprendizado.</w:t>
+        <w:t>Já em Ilhéus, a conta não fecha. A correlação é fraquíssima e, do ponto de vista estatístico, não tem relevância. O IDEB da cidade ficou travado em 4,6 por cinco anos, mesmo com o gasto subindo mais de 43% no mesmo período</w:t>
+      </w:r>
+      <w:r>
+        <w:rPr>
+          <w:rFonts w:ascii="Aptos" w:hAnsi="Aptos" w:eastAsia="Aptos"/>
+          <w:noProof w:val="0"/>
+          <w:sz w:val="24"/>
+          <w:szCs w:val="24"/>
+          <w:lang w:val="pt-BR"/>
+        </w:rPr>
+        <w:t xml:space="preserve">. </w:t>
+      </w:r>
+      <w:r>
+        <w:rPr>
+          <w:rFonts w:ascii="Aptos" w:hAnsi="Aptos" w:eastAsia="Aptos"/>
+          <w:noProof w:val="0"/>
+          <w:sz w:val="24"/>
+          <w:szCs w:val="24"/>
+          <w:lang w:val="pt-BR"/>
+        </w:rPr>
+        <w:t xml:space="preserve">Enquanto </w:t>
+      </w:r>
+      <w:r>
+        <w:rPr>
+          <w:rFonts w:ascii="Aptos" w:hAnsi="Aptos" w:eastAsia="Aptos"/>
+          <w:noProof w:val="0"/>
+          <w:sz w:val="24"/>
+          <w:szCs w:val="24"/>
+          <w:lang w:val="pt-BR"/>
+        </w:rPr>
+        <w:t xml:space="preserve">VCA </w:t>
+      </w:r>
+      <w:r>
+        <w:rPr>
+          <w:rFonts w:ascii="Aptos" w:hAnsi="Aptos" w:eastAsia="Aptos"/>
+          <w:noProof w:val="0"/>
+          <w:sz w:val="24"/>
+          <w:szCs w:val="24"/>
+          <w:lang w:val="pt-BR"/>
+        </w:rPr>
+        <w:t>consegue transformar recurso em nota, Ilhéus parece ter um problema de eficiência alocativa. O dinheiro entra, o gasto aumenta, mas o resultado na ponta não aparece. Isso sugere que o problema de Ilhéus talvez não seja falta de verba, mas sim como ela é aplicada: infraestrutura, gestão escolar ou valorização real da carreira docente.</w:t>
       </w:r>
     </w:p>
     <w:p>
       <w:pPr>
         <w:pStyle w:val="Normal"/>
         <w:jc w:val="both"/>
-      </w:pPr>
-      <w:r>
         <w:rPr>
           <w:rFonts w:ascii="Aptos" w:hAnsi="Aptos" w:eastAsia="Aptos"/>
           <w:noProof w:val="0"/>
@@ -1438,8 +1318,7 @@
           <w:szCs w:val="24"/>
           <w:lang w:val="pt-BR"/>
         </w:rPr>
-        <w:t>Já em Ilhéus, a conta não fecha. A correlação é fraquíssima e, do ponto de vista estatístico, não tem relevância. O IDEB da cidade ficou travado em 4,6 por cinco anos, mesmo com o gasto subindo mais de 43% no mesmo período</w:t>
-      </w:r>
+      </w:pPr>
       <w:r>
         <w:rPr>
           <w:rFonts w:ascii="Aptos" w:hAnsi="Aptos" w:eastAsia="Aptos"/>
@@ -1448,6 +1327,56 @@
           <w:szCs w:val="24"/>
           <w:lang w:val="pt-BR"/>
         </w:rPr>
+        <w:t xml:space="preserve">A conclusão é que </w:t>
+      </w:r>
+      <w:r>
+        <w:rPr>
+          <w:rFonts w:ascii="Aptos" w:hAnsi="Aptos" w:eastAsia="Aptos"/>
+          <w:noProof w:val="0"/>
+          <w:sz w:val="24"/>
+          <w:szCs w:val="24"/>
+          <w:lang w:val="pt-BR"/>
+        </w:rPr>
+        <w:t xml:space="preserve">o </w:t>
+      </w:r>
+      <w:r>
+        <w:rPr>
+          <w:rFonts w:ascii="Aptos" w:hAnsi="Aptos" w:eastAsia="Aptos"/>
+          <w:noProof w:val="0"/>
+          <w:sz w:val="24"/>
+          <w:szCs w:val="24"/>
+          <w:lang w:val="pt-BR"/>
+        </w:rPr>
+        <w:t>d</w:t>
+      </w:r>
+      <w:r>
+        <w:rPr>
+          <w:rFonts w:ascii="Aptos" w:hAnsi="Aptos" w:eastAsia="Aptos"/>
+          <w:noProof w:val="0"/>
+          <w:sz w:val="24"/>
+          <w:szCs w:val="24"/>
+          <w:lang w:val="pt-BR"/>
+        </w:rPr>
+        <w:t>inheiro</w:t>
+      </w:r>
+      <w:r>
+        <w:rPr>
+          <w:rFonts w:ascii="Aptos" w:hAnsi="Aptos" w:eastAsia="Aptos"/>
+          <w:noProof w:val="0"/>
+          <w:sz w:val="24"/>
+          <w:szCs w:val="24"/>
+          <w:lang w:val="pt-BR"/>
+        </w:rPr>
+        <w:t xml:space="preserve"> é o ponto de partida, não a linha de chegada</w:t>
+      </w:r>
+      <w:r>
+        <w:rPr>
+          <w:rFonts w:ascii="Aptos" w:hAnsi="Aptos" w:eastAsia="Aptos"/>
+          <w:noProof w:val="0"/>
+          <w:sz w:val="24"/>
+          <w:szCs w:val="24"/>
+          <w:lang w:val="pt-BR"/>
+        </w:rPr>
         <w:t xml:space="preserve">. </w:t>
       </w:r>
       <w:r>
@@ -1458,7 +1387,7 @@
           <w:szCs w:val="24"/>
           <w:lang w:val="pt-BR"/>
         </w:rPr>
-        <w:t xml:space="preserve">Enquanto </w:t>
+        <w:t>Os dois casos deixam uma lição clara para qualquer gestor</w:t>
       </w:r>
       <w:r>
         <w:rPr>
@@ -1468,7 +1397,7 @@
           <w:szCs w:val="24"/>
           <w:lang w:val="pt-BR"/>
         </w:rPr>
-        <w:t xml:space="preserve">VCA </w:t>
+        <w:t>,</w:t>
       </w:r>
       <w:r>
         <w:rPr>
@@ -1478,14 +1407,8 @@
           <w:szCs w:val="24"/>
           <w:lang w:val="pt-BR"/>
         </w:rPr>
-        <w:t>consegue transformar recurso em nota, Ilhéus parece ter um problema de eficiência alocativa. O dinheiro entra, o gasto aumenta, mas o resultado na ponta não aparece. Isso sugere que o problema de Ilhéus talvez não seja falta de verba, mas sim como ela é aplicada: infraestrutura, gestão escolar ou valorização real da carreira docente.</w:t>
-      </w:r>
-    </w:p>
-    <w:p>
-      <w:pPr>
-        <w:pStyle w:val="Normal"/>
-        <w:jc w:val="both"/>
-      </w:pPr>
+        <w:t xml:space="preserve"> aumentar o orçamento da educação é necessário, mas não é garantia de sucesso. Em Vitória da Conquista, o investimento "engrenou" com a melhora do índice. Em Ilhéus, o gasto parece estar sendo desperdiçado ou mal gerido.</w:t>
+      </w:r>
       <w:r>
         <w:rPr>
           <w:rFonts w:ascii="Aptos" w:hAnsi="Aptos" w:eastAsia="Aptos"/>
@@ -1494,101 +1417,8 @@
           <w:szCs w:val="24"/>
           <w:lang w:val="pt-BR"/>
         </w:rPr>
-        <w:t xml:space="preserve">A conclusão é que </w:t>
-      </w:r>
-      <w:r>
-        <w:rPr>
-          <w:rFonts w:ascii="Aptos" w:hAnsi="Aptos" w:eastAsia="Aptos"/>
-          <w:noProof w:val="0"/>
-          <w:sz w:val="24"/>
-          <w:szCs w:val="24"/>
-          <w:lang w:val="pt-BR"/>
-        </w:rPr>
-        <w:t xml:space="preserve">o </w:t>
-      </w:r>
-      <w:r>
-        <w:rPr>
-          <w:rFonts w:ascii="Aptos" w:hAnsi="Aptos" w:eastAsia="Aptos"/>
-          <w:noProof w:val="0"/>
-          <w:sz w:val="24"/>
-          <w:szCs w:val="24"/>
-          <w:lang w:val="pt-BR"/>
-        </w:rPr>
-        <w:t>d</w:t>
-      </w:r>
-      <w:r>
-        <w:rPr>
-          <w:rFonts w:ascii="Aptos" w:hAnsi="Aptos" w:eastAsia="Aptos"/>
-          <w:noProof w:val="0"/>
-          <w:sz w:val="24"/>
-          <w:szCs w:val="24"/>
-          <w:lang w:val="pt-BR"/>
-        </w:rPr>
-        <w:t>inheiro</w:t>
-      </w:r>
-      <w:r>
-        <w:rPr>
-          <w:rFonts w:ascii="Aptos" w:hAnsi="Aptos" w:eastAsia="Aptos"/>
-          <w:noProof w:val="0"/>
-          <w:sz w:val="24"/>
-          <w:szCs w:val="24"/>
-          <w:lang w:val="pt-BR"/>
-        </w:rPr>
-        <w:t xml:space="preserve"> é o ponto de partida, não a linha de chegada</w:t>
-      </w:r>
-      <w:r>
-        <w:rPr>
-          <w:rFonts w:ascii="Aptos" w:hAnsi="Aptos" w:eastAsia="Aptos"/>
-          <w:noProof w:val="0"/>
-          <w:sz w:val="24"/>
-          <w:szCs w:val="24"/>
-          <w:lang w:val="pt-BR"/>
-        </w:rPr>
-        <w:t xml:space="preserve">. </w:t>
-      </w:r>
-      <w:r>
-        <w:rPr>
-          <w:rFonts w:ascii="Aptos" w:hAnsi="Aptos" w:eastAsia="Aptos"/>
-          <w:noProof w:val="0"/>
-          <w:sz w:val="24"/>
-          <w:szCs w:val="24"/>
-          <w:lang w:val="pt-BR"/>
-        </w:rPr>
-        <w:t>Os dois casos deixam uma lição clara para qualquer gestor</w:t>
-      </w:r>
-      <w:r>
-        <w:rPr>
-          <w:rFonts w:ascii="Aptos" w:hAnsi="Aptos" w:eastAsia="Aptos"/>
-          <w:noProof w:val="0"/>
-          <w:sz w:val="24"/>
-          <w:szCs w:val="24"/>
-          <w:lang w:val="pt-BR"/>
-        </w:rPr>
-        <w:t>,</w:t>
-      </w:r>
-      <w:r>
-        <w:rPr>
-          <w:rFonts w:ascii="Aptos" w:hAnsi="Aptos" w:eastAsia="Aptos"/>
-          <w:noProof w:val="0"/>
-          <w:sz w:val="24"/>
-          <w:szCs w:val="24"/>
-          <w:lang w:val="pt-BR"/>
-        </w:rPr>
-        <w:t xml:space="preserve"> aumentar o orçamento da educação é necessário, mas não é garantia de sucesso. Em Vitória da Conquista, o investimento "engrenou" com a melhora do índice. Em Ilhéus, o gasto parece estar sendo desperdiçado ou mal gerido.</w:t>
-      </w:r>
-    </w:p>
-    <w:p>
-      <w:pPr>
-        <w:pStyle w:val="Normal"/>
-        <w:jc w:val="both"/>
-        <w:rPr>
-          <w:rFonts w:ascii="Aptos" w:hAnsi="Aptos" w:eastAsia="Aptos"/>
-          <w:noProof w:val="0"/>
-          <w:sz w:val="24"/>
-          <w:szCs w:val="24"/>
-          <w:lang w:val="pt-BR"/>
-        </w:rPr>
-      </w:pPr>
+        <w:t xml:space="preserve"> </w:t>
+      </w:r>
       <w:r>
         <w:rPr>
           <w:rFonts w:ascii="Aptos" w:hAnsi="Aptos" w:eastAsia="Aptos"/>
@@ -1898,8 +1728,6 @@
             <w:pPr>
               <w:spacing w:before="0" w:beforeAutospacing="off" w:after="0" w:afterAutospacing="off"/>
               <w:jc w:val="center"/>
-            </w:pPr>
-            <w:r>
               <w:rPr>
                 <w:rFonts w:ascii="Arial" w:hAnsi="Arial" w:eastAsia="Arial" w:cs="Arial"/>
                 <w:b w:val="1"/>
@@ -1913,8 +1741,25 @@
                 <w:szCs w:val="20"/>
                 <w:u w:val="none"/>
               </w:rPr>
+            </w:pPr>
+            <w:bookmarkStart w:name="_Int_3ArCzce7" w:id="127312226"/>
+            <w:r>
+              <w:rPr>
+                <w:rFonts w:ascii="Arial" w:hAnsi="Arial" w:eastAsia="Arial" w:cs="Arial"/>
+                <w:b w:val="1"/>
+                <w:bCs w:val="1"/>
+                <w:i w:val="0"/>
+                <w:iCs w:val="0"/>
+                <w:strike w:val="0"/>
+                <w:dstrike w:val="0"/>
+                <w:color w:val="FFFFFF" w:themeColor="background1" w:themeTint="FF" w:themeShade="FF"/>
+                <w:sz w:val="20"/>
+                <w:szCs w:val="20"/>
+                <w:u w:val="none"/>
+              </w:rPr>
               <w:t>Ŷ Previsto</w:t>
             </w:r>
+            <w:bookmarkEnd w:id="127312226"/>
           </w:p>
         </w:tc>
         <w:tc>
@@ -5249,110 +5094,6 @@
         </w:tc>
       </w:tr>
     </w:tbl>
-    <w:p>
-      <w:pPr>
-        <w:pStyle w:val="Normal"/>
-        <w:jc w:val="both"/>
-        <w:rPr>
-          <w:rFonts w:ascii="Aptos" w:hAnsi="Aptos" w:eastAsia="Aptos"/>
-          <w:noProof w:val="0"/>
-          <w:sz w:val="24"/>
-          <w:szCs w:val="24"/>
-          <w:lang w:val="pt-BR"/>
-        </w:rPr>
-      </w:pPr>
-    </w:p>
-    <w:p>
-      <w:pPr>
-        <w:pStyle w:val="Normal"/>
-        <w:jc w:val="both"/>
-        <w:rPr>
-          <w:rFonts w:ascii="Aptos" w:hAnsi="Aptos" w:eastAsia="Aptos"/>
-          <w:noProof w:val="0"/>
-          <w:sz w:val="24"/>
-          <w:szCs w:val="24"/>
-          <w:lang w:val="pt-BR"/>
-        </w:rPr>
-      </w:pPr>
-    </w:p>
-    <w:p>
-      <w:pPr>
-        <w:pStyle w:val="Normal"/>
-        <w:jc w:val="both"/>
-        <w:rPr>
-          <w:rFonts w:ascii="Aptos" w:hAnsi="Aptos" w:eastAsia="Aptos"/>
-          <w:noProof w:val="0"/>
-          <w:sz w:val="24"/>
-          <w:szCs w:val="24"/>
-          <w:lang w:val="pt-BR"/>
-        </w:rPr>
-      </w:pPr>
-    </w:p>
-    <w:p>
-      <w:pPr>
-        <w:pStyle w:val="Normal"/>
-        <w:jc w:val="both"/>
-        <w:rPr>
-          <w:rFonts w:ascii="Aptos" w:hAnsi="Aptos" w:eastAsia="Aptos"/>
-          <w:noProof w:val="0"/>
-          <w:sz w:val="24"/>
-          <w:szCs w:val="24"/>
-          <w:lang w:val="pt-BR"/>
-        </w:rPr>
-      </w:pPr>
-    </w:p>
-    <w:p>
-      <w:pPr>
-        <w:pStyle w:val="Normal"/>
-        <w:jc w:val="both"/>
-        <w:rPr>
-          <w:rFonts w:ascii="Aptos" w:hAnsi="Aptos" w:eastAsia="Aptos"/>
-          <w:noProof w:val="0"/>
-          <w:sz w:val="24"/>
-          <w:szCs w:val="24"/>
-          <w:lang w:val="pt-BR"/>
-        </w:rPr>
-      </w:pPr>
-    </w:p>
-    <w:p>
-      <w:pPr>
-        <w:pStyle w:val="Normal"/>
-        <w:jc w:val="both"/>
-        <w:rPr>
-          <w:rFonts w:ascii="Aptos" w:hAnsi="Aptos" w:eastAsia="Aptos"/>
-          <w:noProof w:val="0"/>
-          <w:sz w:val="24"/>
-          <w:szCs w:val="24"/>
-          <w:lang w:val="pt-BR"/>
-        </w:rPr>
-      </w:pPr>
-    </w:p>
-    <w:p>
-      <w:pPr>
-        <w:pStyle w:val="Normal"/>
-        <w:jc w:val="both"/>
-        <w:rPr>
-          <w:rFonts w:ascii="Aptos" w:hAnsi="Aptos" w:eastAsia="Aptos"/>
-          <w:noProof w:val="0"/>
-          <w:sz w:val="24"/>
-          <w:szCs w:val="24"/>
-          <w:lang w:val="pt-BR"/>
-        </w:rPr>
-      </w:pPr>
-    </w:p>
-    <w:p>
-      <w:pPr>
-        <w:pStyle w:val="Normal"/>
-        <w:jc w:val="both"/>
-        <w:rPr>
-          <w:rFonts w:ascii="Aptos" w:hAnsi="Aptos" w:eastAsia="Aptos"/>
-          <w:noProof w:val="0"/>
-          <w:sz w:val="24"/>
-          <w:szCs w:val="24"/>
-          <w:lang w:val="pt-BR"/>
-        </w:rPr>
-      </w:pPr>
-    </w:p>
     <w:p>
       <w:pPr>
         <w:pStyle w:val="Normal"/>
@@ -5495,20 +5236,12 @@
         <w:pStyle w:val="Normal"/>
         <w:jc w:val="both"/>
       </w:pPr>
-      <w:r>
-        <w:rPr/>
-        <w:t>Entendido. Vou eliminar os travessões e ajustar o texto para que a pontuação flua de forma natural, usando vírgulas, parênteses ou dois-pontos quando necessário.</w:t>
-      </w:r>
     </w:p>
     <w:p>
       <w:pPr>
         <w:pStyle w:val="Normal"/>
         <w:jc w:val="both"/>
       </w:pPr>
-      <w:r>
-        <w:rPr/>
-        <w:t>Aqui está a versão ajustada do texto anterior, mantendo o tom humano e sem o uso de travessões:</w:t>
-      </w:r>
     </w:p>
     <w:p>
       <w:pPr>
@@ -5992,9 +5725,9 @@
       </w:pPr>
       <w:r>
         <w:rPr/>
-        <w:t xml:space="preserve">8) </w:t>
-      </w:r>
-      <w:hyperlink r:id="R8c793a8e69c44ab1">
+        <w:t>8)</w:t>
+      </w:r>
+      <w:hyperlink r:id="R941cd362557d4920">
         <w:r>
           <w:rPr>
             <w:rStyle w:val="Hyperlink"/>
@@ -6007,7 +5740,11 @@
       </w:r>
       <w:r>
         <w:rPr/>
-        <w:t>(caso não consiga acessar o link esse documento estará em anexo nos arquivos utilizados)</w:t>
+        <w:t>(caso não consiga acessar o link esse documento estará em anexo nos arquivos utilizados, no repositório</w:t>
+      </w:r>
+      <w:r>
+        <w:rPr/>
+        <w:t>)</w:t>
       </w:r>
     </w:p>
     <w:p>
@@ -6039,33 +5776,21 @@
     <w:p>
       <w:pPr>
         <w:pStyle w:val="Normal"/>
-        <w:jc w:val="both"/>
-      </w:pPr>
-    </w:p>
-    <w:p>
-      <w:pPr>
-        <w:pStyle w:val="Normal"/>
-        <w:jc w:val="left"/>
+        <w:spacing w:line="240" w:lineRule="auto"/>
+        <w:jc w:val="both"/>
       </w:pPr>
     </w:p>
     <w:p>
       <w:pPr>
         <w:pStyle w:val="Normal"/>
         <w:spacing w:line="240" w:lineRule="auto"/>
-        <w:jc w:val="left"/>
-      </w:pPr>
-    </w:p>
-    <w:p>
-      <w:pPr>
-        <w:pStyle w:val="Normal"/>
-        <w:spacing w:line="240" w:lineRule="auto"/>
-        <w:jc w:val="left"/>
+        <w:jc w:val="both"/>
       </w:pPr>
       <w:r>
         <w:rPr/>
         <w:t xml:space="preserve">9) </w:t>
       </w:r>
-      <w:hyperlink r:id="R5df017d1411e4b68">
+      <w:hyperlink r:id="R5f0ef4e10d174da5">
         <w:r>
           <w:rPr>
             <w:rStyle w:val="Hyperlink"/>
@@ -6081,14 +5806,18 @@
       </w:pPr>
       <w:r>
         <w:rPr/>
-        <w:t>(caso não consiga acessar o link esse documento estará em anexo nos arquivos utilizados)</w:t>
+        <w:t>(caso não consiga acessar o link esse documento estará em anexo nos arquivos utilizados, no repositório</w:t>
+      </w:r>
+      <w:r>
+        <w:rPr/>
+        <w:t>)</w:t>
       </w:r>
     </w:p>
     <w:p>
       <w:pPr>
         <w:pStyle w:val="Normal"/>
         <w:spacing w:line="240" w:lineRule="auto"/>
-        <w:jc w:val="left"/>
+        <w:jc w:val="both"/>
       </w:pPr>
       <w:r>
         <w:rPr/>
@@ -6099,7 +5828,7 @@
       <w:pPr>
         <w:pStyle w:val="Normal"/>
         <w:spacing w:line="240" w:lineRule="auto"/>
-        <w:jc w:val="left"/>
+        <w:jc w:val="both"/>
       </w:pPr>
       <w:r>
         <w:rPr/>
@@ -6110,7 +5839,7 @@
       <w:pPr>
         <w:pStyle w:val="Normal"/>
         <w:spacing w:line="240" w:lineRule="auto"/>
-        <w:jc w:val="left"/>
+        <w:jc w:val="both"/>
       </w:pPr>
       <w:r>
         <w:rPr/>
@@ -6121,7 +5850,7 @@
       <w:pPr>
         <w:pStyle w:val="Normal"/>
         <w:spacing w:line="240" w:lineRule="auto"/>
-        <w:jc w:val="left"/>
+        <w:jc w:val="both"/>
       </w:pPr>
       <w:r>
         <w:rPr/>
@@ -6132,7 +5861,7 @@
       <w:pPr>
         <w:pStyle w:val="Normal"/>
         <w:spacing w:line="240" w:lineRule="auto"/>
-        <w:jc w:val="left"/>
+        <w:jc w:val="both"/>
       </w:pPr>
       <w:r>
         <w:rPr/>
@@ -6142,7 +5871,7 @@
         <w:rPr/>
         <w:t xml:space="preserve"> </w:t>
       </w:r>
-      <w:hyperlink r:id="Rc5da241697d34af4">
+      <w:hyperlink r:id="Rc7fed0c454d74129">
         <w:r>
           <w:rPr>
             <w:rStyle w:val="Hyperlink"/>
@@ -6150,260 +5879,123 @@
           <w:t>file:///C:/Users/gabri/Downloads/diagnostico_fiscal_integrado_vca_ilheus.html</w:t>
         </w:r>
       </w:hyperlink>
+      <w:r>
+        <w:br/>
+      </w:r>
+      <w:r>
+        <w:rPr/>
+        <w:t>(caso não consiga acessar o link esse documento estará em anexo nos arquivos utilizados, no repositório</w:t>
+      </w:r>
+      <w:r>
+        <w:rPr/>
+        <w:t>)</w:t>
+      </w:r>
+    </w:p>
+    <w:p>
+      <w:pPr>
+        <w:pStyle w:val="Normal"/>
+        <w:spacing w:line="240" w:lineRule="auto"/>
+        <w:jc w:val="both"/>
+      </w:pPr>
+    </w:p>
+    <w:p>
+      <w:pPr>
+        <w:pStyle w:val="Normal"/>
+        <w:spacing w:line="240" w:lineRule="auto"/>
+        <w:jc w:val="both"/>
+      </w:pPr>
+      <w:r>
+        <w:rPr/>
+        <w:t>O painel foi organizado em seis abas interativas para facilitar a navegação pelos dados coletados. Abaixo, detalho o que cada uma delas revela sobre a realidade financeira e social dessas cidades.</w:t>
+      </w:r>
+    </w:p>
+    <w:p>
+      <w:pPr>
+        <w:pStyle w:val="Normal"/>
+        <w:spacing w:line="240" w:lineRule="auto"/>
+        <w:jc w:val="both"/>
+      </w:pPr>
+      <w:r>
+        <w:rPr/>
+        <w:t>Receitas: Nesta primeira aba, conseguimos visualizar como as receitas correntes reais evoluíram entre 2014 e 2023. O que mais chama a atenção nos gráficos de composição é a enorme dependência de transferências externas, que giram em torno de 72% para ambos os municípios. No entanto, também é possível notar um movimento positivo no crescimento da arrecadação de impostos próprios.</w:t>
+      </w:r>
+    </w:p>
+    <w:p>
+      <w:pPr>
+        <w:pStyle w:val="Normal"/>
+        <w:spacing w:line="240" w:lineRule="auto"/>
+        <w:jc w:val="both"/>
+      </w:pPr>
+      <w:r>
+        <w:rPr/>
+        <w:t>Despesas: Aqui o foco é o equilíbrio das contas. A comparação entre o que entra e o que sai mostra que Vitória da Conquista manteve um histórico de equilíbrio praticamente perfeito. Já Ilhéus teve momentos mais delicados, com déficits registrados em 2018 e 2020. A aba também detalha como os gastos em saúde e educação acompanharam esse ritmo.</w:t>
+      </w:r>
+    </w:p>
+    <w:p>
+      <w:pPr>
+        <w:pStyle w:val="Normal"/>
+        <w:spacing w:line="240" w:lineRule="auto"/>
+        <w:jc w:val="both"/>
+      </w:pPr>
+      <w:r>
+        <w:rPr/>
+        <w:t>Educação e IDEB: Esta aba traz um dos diagnósticos mais importantes do estudo. Cruzamos a trajetória do IDEB das duas cidades com a média da Bahia. O gráfico de dispersão deixa claro que em Vitória da Conquista existe uma correlação positiva entre gastar mais e ter melhores notas. Por outro lado, em Ilhéus, essa correlação é inexistente, o que sinaliza um problema sério de ineficiência na hora de aplicar os recursos.</w:t>
+      </w:r>
+    </w:p>
+    <w:p>
+      <w:pPr>
+        <w:pStyle w:val="Normal"/>
+        <w:spacing w:line="240" w:lineRule="auto"/>
+        <w:jc w:val="both"/>
+      </w:pPr>
+      <w:r>
+        <w:rPr/>
+        <w:t>Tributário</w:t>
+      </w:r>
+      <w:r>
+        <w:rPr/>
+        <w:t>:</w:t>
+      </w:r>
+      <w:r>
+        <w:rPr/>
+        <w:t xml:space="preserve"> Focamos aqui no esforço fiscal de cada prefeitura, analisando especificamente o IPTU e o ISS. Os dados confirmam a análise anterior: as duas cidades ainda estão na fase de subida da Curva de Laffer. Isso significa que elas ainda conseguem aumentar a arrecadação própria sem sobrecarregar a economia local ao ponto de gerar perdas.</w:t>
+      </w:r>
+    </w:p>
+    <w:p>
+      <w:pPr>
+        <w:pStyle w:val="Normal"/>
+        <w:spacing w:line="240" w:lineRule="auto"/>
+        <w:jc w:val="both"/>
+      </w:pPr>
+      <w:r>
+        <w:rPr/>
+        <w:t>Austrália</w:t>
+      </w:r>
+      <w:r>
+        <w:rPr/>
+        <w:t>:</w:t>
+      </w:r>
+      <w:r>
+        <w:rPr/>
+        <w:t xml:space="preserve"> Utilizamos o caso australiano como uma referência internacional de boas práticas. Este painel mostra os indicadores de receita, despesa e dívida do governo geral da Austrália em relação ao PIB. É interessante observar como eles lidaram com o choque da pandemia em 2020 e a velocidade com que conseguiram colocar as contas em ordem depois, servindo de inspiração institucional para o nosso modelo.</w:t>
+      </w:r>
+    </w:p>
+    <w:p>
+      <w:pPr>
+        <w:pStyle w:val="Normal"/>
+        <w:spacing w:line="240" w:lineRule="auto"/>
+        <w:jc w:val="both"/>
+      </w:pPr>
+      <w:r>
+        <w:rPr/>
+        <w:t>Diagnóstico Final A última aba funciona como um grande fechamento. Ela traz uma tabela síntese com todas as dimensões avaliadas lado a lado, destacando os pontos críticos de cada município. Além disso, apresentamos recomendações estratégicas baseadas na experiência da Austrália, especialmente sobre a importância de criar reservas para tempos difíceis e fortalecer a autonomia financeira local.</w:t>
+      </w:r>
     </w:p>
     <w:p>
       <w:pPr>
         <w:pStyle w:val="Normal"/>
         <w:spacing w:line="240" w:lineRule="auto"/>
         <w:jc w:val="left"/>
-      </w:pPr>
-      <w:r>
-        <w:rPr/>
-        <w:t>O painel foi organizado em seis abas interativas para facilitar a navegação pelos dados coletados. Abaixo, detalho o que cada uma delas revela sobre a realidade financeira e social dessas cidades.</w:t>
-      </w:r>
-    </w:p>
-    <w:p>
-      <w:pPr>
-        <w:pStyle w:val="Normal"/>
-        <w:spacing w:line="240" w:lineRule="auto"/>
-        <w:jc w:val="left"/>
-      </w:pPr>
-      <w:r>
-        <w:rPr/>
-        <w:t>Receitas: Nesta primeira aba, conseguimos visualizar como as receitas correntes reais evoluíram entre 2014 e 2023. O que mais chama a atenção nos gráficos de composição é a enorme dependência de transferências externas, que giram em torno de 72% para ambos os municípios. No entanto, também é possível notar um movimento positivo no crescimento da arrecadação de impostos próprios.</w:t>
-      </w:r>
-    </w:p>
-    <w:p>
-      <w:pPr>
-        <w:pStyle w:val="Normal"/>
-        <w:spacing w:line="240" w:lineRule="auto"/>
-        <w:jc w:val="left"/>
-      </w:pPr>
-      <w:r>
-        <w:rPr/>
-        <w:t>Despesas: Aqui o foco é o equilíbrio das contas. A comparação entre o que entra e o que sai mostra que Vitória da Conquista manteve um histórico de equilíbrio praticamente perfeito. Já Ilhéus teve momentos mais delicados, com déficits registrados em 2018 e 2020. A aba também detalha como os gastos em saúde e educação acompanharam esse ritmo.</w:t>
-      </w:r>
-    </w:p>
-    <w:p>
-      <w:pPr>
-        <w:pStyle w:val="Normal"/>
-        <w:spacing w:line="240" w:lineRule="auto"/>
-        <w:jc w:val="left"/>
-      </w:pPr>
-      <w:r>
-        <w:rPr/>
-        <w:t>Educação e IDEB: Esta aba traz um dos diagnósticos mais importantes do estudo. Cruzamos a trajetória do IDEB das duas cidades com a média da Bahia. O gráfico de dispersão deixa claro que em Vitória da Conquista existe uma correlação positiva entre gastar mais e ter melhores notas. Por outro lado, em Ilhéus, essa correlação é inexistente, o que sinaliza um problema sério de ineficiência na hora de aplicar os recursos.</w:t>
-      </w:r>
-    </w:p>
-    <w:p>
-      <w:pPr>
-        <w:pStyle w:val="Normal"/>
-        <w:spacing w:line="240" w:lineRule="auto"/>
-        <w:jc w:val="left"/>
-      </w:pPr>
-      <w:r>
-        <w:rPr/>
-        <w:t>Tributário</w:t>
-      </w:r>
-      <w:r>
-        <w:rPr/>
-        <w:t>:</w:t>
-      </w:r>
-      <w:r>
-        <w:rPr/>
-        <w:t xml:space="preserve"> Focamos aqui no esforço fiscal de cada prefeitura, analisando especificamente o IPTU e o ISS. Os dados confirmam a análise anterior: as duas cidades ainda estão na fase de subida da Curva de Laffer. Isso significa que elas ainda conseguem aumentar a arrecadação própria sem sobrecarregar a economia local ao ponto de gerar perdas.</w:t>
-      </w:r>
-    </w:p>
-    <w:p>
-      <w:pPr>
-        <w:pStyle w:val="Normal"/>
-        <w:spacing w:line="240" w:lineRule="auto"/>
-        <w:jc w:val="left"/>
-      </w:pPr>
-      <w:r>
-        <w:rPr/>
-        <w:t>Austrália</w:t>
-      </w:r>
-      <w:r>
-        <w:rPr/>
-        <w:t>:</w:t>
-      </w:r>
-      <w:r>
-        <w:rPr/>
-        <w:t xml:space="preserve"> Utilizamos o caso australiano como uma referência internacional de boas práticas. Este painel mostra os indicadores de receita, despesa e dívida do governo geral da Austrália em relação ao PIB. É interessante observar como eles lidaram com o choque da pandemia em 2020 e a velocidade com que conseguiram colocar as contas em ordem depois, servindo de inspiração institucional para o nosso modelo.</w:t>
-      </w:r>
-    </w:p>
-    <w:p>
-      <w:pPr>
-        <w:pStyle w:val="Normal"/>
-        <w:spacing w:line="240" w:lineRule="auto"/>
-        <w:jc w:val="left"/>
-      </w:pPr>
-      <w:r>
-        <w:rPr/>
-        <w:t>Diagnóstico Final A última aba funciona como um grande fechamento. Ela traz uma tabela síntese com todas as dimensões avaliadas lado a lado, destacando os pontos críticos de cada município. Além disso, apresentamos recomendações estratégicas baseadas na experiência da Austrália, especialmente sobre a importância de criar reservas para tempos difíceis e fortalecer a autonomia financeira local.</w:t>
-      </w:r>
-    </w:p>
-    <w:p>
-      <w:pPr>
-        <w:pStyle w:val="Normal"/>
-        <w:spacing w:line="240" w:lineRule="auto"/>
-        <w:jc w:val="left"/>
-      </w:pPr>
-    </w:p>
-    <w:p>
-      <w:pPr>
-        <w:pStyle w:val="Normal"/>
-        <w:spacing w:line="240" w:lineRule="auto"/>
-        <w:jc w:val="left"/>
-      </w:pPr>
-      <w:r>
-        <w:rPr/>
-        <w:t xml:space="preserve">Outras fontes utilizadas para dar embasamento teórico nas respostas das questões: </w:t>
-      </w:r>
-    </w:p>
-    <w:p>
-      <w:pPr>
-        <w:pStyle w:val="Normal"/>
-        <w:spacing w:line="240" w:lineRule="auto"/>
-        <w:jc w:val="left"/>
-      </w:pPr>
-    </w:p>
-    <w:p>
-      <w:pPr>
-        <w:pStyle w:val="Normal"/>
-        <w:spacing w:line="240" w:lineRule="auto"/>
-        <w:jc w:val="left"/>
-      </w:pPr>
-      <w:r>
-        <w:rPr>
-          <w:rFonts w:ascii="Aptos" w:hAnsi="Aptos" w:eastAsia="Aptos" w:cs="Aptos"/>
-          <w:noProof w:val="0"/>
-          <w:sz w:val="24"/>
-          <w:szCs w:val="24"/>
-          <w:lang w:val="pt-BR"/>
-        </w:rPr>
-        <w:t>Planejamento e orçamento governamental, James Giacomoni e José Luiz Pagnussat</w:t>
-      </w:r>
-    </w:p>
-    <w:p>
-      <w:pPr>
-        <w:pStyle w:val="Normal"/>
-        <w:spacing w:line="240" w:lineRule="auto"/>
-        <w:jc w:val="left"/>
-      </w:pPr>
-      <w:hyperlink r:id="R1e8c520620bc4b77">
-        <w:r>
-          <w:rPr>
-            <w:rStyle w:val="Hyperlink"/>
-          </w:rPr>
-          <w:t>https://repositorio.enap.gov.br/bitstream/1/877/1/Colet%C3%A2nea%20Planejamento%20e%20Or%C3%A7amento%20-%20Temas%20e%20quest%C3%B5es%20sobre%20a%20gest%C3%A3o%20da%20despesa%20p%C3%BAblica.pdf</w:t>
-        </w:r>
-      </w:hyperlink>
-    </w:p>
-    <w:p>
-      <w:pPr>
-        <w:pStyle w:val="Normal"/>
-        <w:spacing w:line="240" w:lineRule="auto"/>
-        <w:jc w:val="left"/>
-      </w:pPr>
-      <w:r>
-        <w:rPr>
-          <w:rFonts w:ascii="Arial" w:hAnsi="Arial" w:eastAsia="Arial" w:cs="Arial"/>
-          <w:b w:val="0"/>
-          <w:bCs w:val="0"/>
-          <w:strike w:val="0"/>
-          <w:dstrike w:val="0"/>
-          <w:noProof w:val="0"/>
-          <w:sz w:val="24"/>
-          <w:szCs w:val="24"/>
-          <w:u w:val="none"/>
-          <w:lang w:val="pt-BR"/>
-        </w:rPr>
-        <w:t>O Plano Diretor de Reforma do Aparelho do Estado (PDRAE)</w:t>
-      </w:r>
-      <w:r>
-        <w:rPr>
-          <w:rFonts w:ascii="Aptos" w:hAnsi="Aptos" w:eastAsia="Aptos" w:cs="Aptos"/>
-          <w:b w:val="0"/>
-          <w:bCs w:val="0"/>
-          <w:noProof w:val="0"/>
-          <w:sz w:val="24"/>
-          <w:szCs w:val="24"/>
-          <w:lang w:val="pt-BR"/>
-        </w:rPr>
-        <w:t xml:space="preserve"> de 1995  </w:t>
-      </w:r>
-      <w:hyperlink r:id="R38a51094a6a746c3">
-        <w:r>
-          <w:rPr>
-            <w:rStyle w:val="Hyperlink"/>
-            <w:rFonts w:ascii="Aptos" w:hAnsi="Aptos" w:eastAsia="Aptos" w:cs="Aptos"/>
-            <w:b w:val="0"/>
-            <w:bCs w:val="0"/>
-            <w:noProof w:val="0"/>
-            <w:sz w:val="24"/>
-            <w:szCs w:val="24"/>
-            <w:lang w:val="pt-BR"/>
-          </w:rPr>
-          <w:t>file:///C:/Users/gabri/OneDrive/Documentos/FSP_P1/PDRAE_1995.pdf</w:t>
-        </w:r>
-      </w:hyperlink>
-    </w:p>
-    <w:p>
-      <w:pPr>
-        <w:pStyle w:val="Normal"/>
-        <w:spacing w:line="240" w:lineRule="auto"/>
-        <w:jc w:val="left"/>
-      </w:pPr>
-      <w:r>
-        <w:rPr>
-          <w:rFonts w:ascii="Aptos" w:hAnsi="Aptos" w:eastAsia="Aptos" w:cs="Aptos"/>
-          <w:noProof w:val="0"/>
-          <w:sz w:val="24"/>
-          <w:szCs w:val="24"/>
-          <w:lang w:val="pt-BR"/>
-        </w:rPr>
-        <w:t xml:space="preserve">ESTADO, ESTADO-NAÇÃO E FORMAS DE INTERMEDIAÇÃO </w:t>
-      </w:r>
-      <w:r>
-        <w:rPr>
-          <w:rFonts w:ascii="Aptos" w:hAnsi="Aptos" w:eastAsia="Aptos" w:cs="Aptos"/>
-          <w:noProof w:val="0"/>
-          <w:sz w:val="24"/>
-          <w:szCs w:val="24"/>
-          <w:lang w:val="pt-BR"/>
-        </w:rPr>
-        <w:t>POLÍTICA,  Luiz</w:t>
-      </w:r>
-      <w:r>
-        <w:rPr>
-          <w:rFonts w:ascii="Aptos" w:hAnsi="Aptos" w:eastAsia="Aptos" w:cs="Aptos"/>
-          <w:noProof w:val="0"/>
-          <w:sz w:val="24"/>
-          <w:szCs w:val="24"/>
-          <w:lang w:val="pt-BR"/>
-        </w:rPr>
-        <w:t xml:space="preserve"> Carlos Bresser-Pereira  </w:t>
-      </w:r>
-      <w:hyperlink r:id="R5dc00ca32ca84a41">
-        <w:r>
-          <w:rPr>
-            <w:rStyle w:val="Hyperlink"/>
-            <w:rFonts w:ascii="Aptos" w:hAnsi="Aptos" w:eastAsia="Aptos" w:cs="Aptos"/>
-            <w:noProof w:val="0"/>
-            <w:sz w:val="24"/>
-            <w:szCs w:val="24"/>
-            <w:lang w:val="pt-BR"/>
-          </w:rPr>
-          <w:t>file:///C:/Users/gabri/OneDrive/Documentos/FSP_P1/2017_Bresser-Pereira_ESTADO,%20ESTADO-NA%C3%87%C3%83O%20E%20FORMAS%20DE%20(1).pdf</w:t>
-        </w:r>
-      </w:hyperlink>
-    </w:p>
-    <w:p>
-      <w:pPr>
-        <w:pStyle w:val="Normal"/>
-        <w:jc w:val="left"/>
         <w:rPr>
           <w:sz w:val="24"/>
           <w:szCs w:val="24"/>
@@ -6436,7 +6028,7 @@
     </w:p>
     <w:sectPr>
       <w:pgSz w:w="11906" w:h="16838" w:orient="portrait"/>
-      <w:pgMar w:top="720" w:right="720" w:bottom="720" w:left="720" w:header="720" w:footer="720" w:gutter="0"/>
+      <w:pgMar w:top="1440" w:right="1440" w:bottom="1440" w:left="1440" w:header="720" w:footer="720" w:gutter="0"/>
       <w:cols w:space="720"/>
       <w:docGrid w:linePitch="360"/>
     </w:sectPr>
@@ -6450,6 +6042,9 @@
     <int2:textHash int2:hashCode="YRxS0slRqNs0RG" int2:id="IpSNlWmY">
       <int2:state int2:type="spell" int2:value="Rejected"/>
     </int2:textHash>
+    <int2:bookmark int2:bookmarkName="_Int_3ArCzce7" int2:invalidationBookmarkName="" int2:hashCode="WJd6snvBNJphmc" int2:id="SwT84qGi">
+      <int2:state int2:type="gram" int2:value="Rejected"/>
+    </int2:bookmark>
   </int2:observations>
   <int2:intelligenceSettings/>
 </int2:intelligence>
